--- a/Текст для презентации.docx
+++ b/Текст для презентации.docx
@@ -5,736 +5,881 @@
     <w:p>
       <w:pPr>
         <w:rPr>
+          <w:rFonts w:ascii="Times New Roman" w:hAnsi="Times New Roman" w:cs="Times New Roman"/>
           <w:b/>
           <w:bCs/>
-        </w:rPr>
-      </w:pPr>
-      <w:r>
-        <w:rPr>
+          <w:sz w:val="28"/>
+          <w:szCs w:val="28"/>
+        </w:rPr>
+      </w:pPr>
+      <w:r>
+        <w:rPr>
+          <w:rFonts w:ascii="Times New Roman" w:hAnsi="Times New Roman" w:cs="Times New Roman"/>
           <w:b/>
           <w:bCs/>
-        </w:rPr>
-        <w:t>Слайд 1 (титульный)</w:t>
-      </w:r>
-    </w:p>
-    <w:p>
-      <w:r>
+          <w:sz w:val="28"/>
+          <w:szCs w:val="28"/>
+        </w:rPr>
+        <w:t>СЛАЙД 1. ТИТУЛЬНЫЙ</w:t>
+      </w:r>
+    </w:p>
+    <w:p>
+      <w:pPr>
+        <w:rPr>
+          <w:rFonts w:ascii="Times New Roman" w:hAnsi="Times New Roman" w:cs="Times New Roman"/>
+          <w:sz w:val="28"/>
+          <w:szCs w:val="28"/>
+        </w:rPr>
+      </w:pPr>
+      <w:r>
+        <w:rPr>
+          <w:rFonts w:ascii="Times New Roman" w:hAnsi="Times New Roman" w:cs="Times New Roman"/>
+          <w:sz w:val="28"/>
+          <w:szCs w:val="28"/>
+        </w:rPr>
         <w:t>Здравствуйте, уважаемая комиссия.</w:t>
       </w:r>
     </w:p>
     <w:p>
-      <w:r>
+      <w:pPr>
+        <w:rPr>
+          <w:rFonts w:ascii="Times New Roman" w:hAnsi="Times New Roman" w:cs="Times New Roman"/>
+          <w:sz w:val="28"/>
+          <w:szCs w:val="28"/>
+        </w:rPr>
+      </w:pPr>
+      <w:r>
+        <w:rPr>
+          <w:rFonts w:ascii="Times New Roman" w:hAnsi="Times New Roman" w:cs="Times New Roman"/>
+          <w:sz w:val="28"/>
+          <w:szCs w:val="28"/>
+        </w:rPr>
         <w:t>Я, Марин Виктор Витальевич, студент группы ИСП-21, обучаюсь по специальности «Информационные системы и программирование». К защите дипломной работы готов, разрешите приступить.</w:t>
       </w:r>
     </w:p>
     <w:p>
-      <w:r>
-        <w:t>Представляю вашему вниманию дипломную работу на тему: </w:t>
-      </w:r>
-      <w:r>
-        <w:rPr>
+      <w:pPr>
+        <w:rPr>
+          <w:rFonts w:ascii="Times New Roman" w:hAnsi="Times New Roman" w:cs="Times New Roman"/>
+          <w:sz w:val="28"/>
+          <w:szCs w:val="28"/>
+        </w:rPr>
+      </w:pPr>
+      <w:r>
+        <w:rPr>
+          <w:rFonts w:ascii="Times New Roman" w:hAnsi="Times New Roman" w:cs="Times New Roman"/>
+          <w:sz w:val="28"/>
+          <w:szCs w:val="28"/>
+        </w:rPr>
+        <w:t>Тема моей дипломной работы — «Разработка информационной системы управления ремонтами компьютеров».</w:t>
+      </w:r>
+    </w:p>
+    <w:p>
+      <w:pPr>
+        <w:rPr>
+          <w:rFonts w:ascii="Times New Roman" w:hAnsi="Times New Roman" w:cs="Times New Roman"/>
+          <w:sz w:val="28"/>
+          <w:szCs w:val="28"/>
+        </w:rPr>
+      </w:pPr>
+      <w:r>
+        <w:rPr>
+          <w:rFonts w:ascii="Times New Roman" w:hAnsi="Times New Roman" w:cs="Times New Roman"/>
+          <w:sz w:val="28"/>
+          <w:szCs w:val="28"/>
+        </w:rPr>
+        <w:t>Данная тема является актуальной, поскольку во многих сервисных центрах учёт клиентов, техники и ремонтов ведётся вручную либо с использованием таблиц Excel. Это затрудняет поиск информации, контроль выполнения заказов и получение статистики по работе организации.</w:t>
+      </w:r>
+    </w:p>
+    <w:p>
+      <w:pPr>
+        <w:rPr>
+          <w:rFonts w:ascii="Times New Roman" w:hAnsi="Times New Roman" w:cs="Times New Roman"/>
+          <w:sz w:val="28"/>
+          <w:szCs w:val="28"/>
+        </w:rPr>
+      </w:pPr>
+      <w:r>
+        <w:rPr>
+          <w:rFonts w:ascii="Times New Roman" w:hAnsi="Times New Roman" w:cs="Times New Roman"/>
+          <w:sz w:val="28"/>
+          <w:szCs w:val="28"/>
+        </w:rPr>
+        <w:t>В рамках дипломного проекта мной была разработана информационная система «</w:t>
+      </w:r>
+      <w:proofErr w:type="spellStart"/>
+      <w:r>
+        <w:rPr>
+          <w:rFonts w:ascii="Times New Roman" w:hAnsi="Times New Roman" w:cs="Times New Roman"/>
+          <w:sz w:val="28"/>
+          <w:szCs w:val="28"/>
+        </w:rPr>
+        <w:t>РемонтТех</w:t>
+      </w:r>
+      <w:proofErr w:type="spellEnd"/>
+      <w:r>
+        <w:rPr>
+          <w:rFonts w:ascii="Times New Roman" w:hAnsi="Times New Roman" w:cs="Times New Roman"/>
+          <w:sz w:val="28"/>
+          <w:szCs w:val="28"/>
+        </w:rPr>
+        <w:t>», предназначенная для автоматизации основных процессов сервисного центра: регистрации клиентов, учёта устройств, оформления заявок на ремонт, назначения мастеров, контроля статусов и формирования отчётности.</w:t>
+      </w:r>
+    </w:p>
+    <w:p>
+      <w:pPr>
+        <w:rPr>
+          <w:rFonts w:ascii="Times New Roman" w:hAnsi="Times New Roman" w:cs="Times New Roman"/>
+          <w:sz w:val="28"/>
+          <w:szCs w:val="28"/>
+        </w:rPr>
+      </w:pPr>
+      <w:r>
+        <w:rPr>
+          <w:rFonts w:ascii="Times New Roman" w:hAnsi="Times New Roman" w:cs="Times New Roman"/>
+          <w:sz w:val="28"/>
+          <w:szCs w:val="28"/>
+        </w:rPr>
+        <w:t>Перейдём к цели и задачам работы.</w:t>
+      </w:r>
+    </w:p>
+    <w:p>
+      <w:pPr>
+        <w:rPr>
+          <w:rFonts w:ascii="Times New Roman" w:hAnsi="Times New Roman" w:cs="Times New Roman"/>
           <w:b/>
           <w:bCs/>
-        </w:rPr>
-        <w:t>«Разработка информационной системы управления ремонтами компьютеров»</w:t>
-      </w:r>
-      <w:r>
-        <w:t>.</w:t>
-      </w:r>
-    </w:p>
-    <w:p>
-      <w:r>
-        <w:rPr>
+          <w:sz w:val="28"/>
+          <w:szCs w:val="28"/>
+        </w:rPr>
+      </w:pPr>
+      <w:r>
+        <w:rPr>
+          <w:rFonts w:ascii="Times New Roman" w:hAnsi="Times New Roman" w:cs="Times New Roman"/>
           <w:b/>
           <w:bCs/>
-        </w:rPr>
-        <w:t>Актуальность</w:t>
-      </w:r>
-      <w:r>
-        <w:t> темы обусловлена тем, что многие мастерские до сих пор ведут учёт заявок, клиентов и выполненных работ с помощью бумажных журналов или таблиц Excel. Это приводит к сложности поиска, потерям данных, отсутствию наглядной статистики и невозможности быстрого формирования отчётов.</w:t>
-      </w:r>
-    </w:p>
-    <w:p>
-      <w:pPr>
-        <w:rPr>
+          <w:sz w:val="28"/>
+          <w:szCs w:val="28"/>
+        </w:rPr>
+        <w:t>СЛАЙД 2. ЦЕЛЬ И ЗАДАЧИ</w:t>
+      </w:r>
+    </w:p>
+    <w:p>
+      <w:pPr>
+        <w:rPr>
+          <w:rFonts w:ascii="Times New Roman" w:hAnsi="Times New Roman" w:cs="Times New Roman"/>
+          <w:sz w:val="28"/>
+          <w:szCs w:val="28"/>
+        </w:rPr>
+      </w:pPr>
+      <w:r>
+        <w:rPr>
+          <w:rFonts w:ascii="Times New Roman" w:hAnsi="Times New Roman" w:cs="Times New Roman"/>
+          <w:sz w:val="28"/>
+          <w:szCs w:val="28"/>
+        </w:rPr>
+        <w:t>Целью моей работы являлась разработка информационной системы для автоматизации управления ремонтами компьютерной техники.</w:t>
+      </w:r>
+    </w:p>
+    <w:p>
+      <w:pPr>
+        <w:rPr>
+          <w:rFonts w:ascii="Times New Roman" w:hAnsi="Times New Roman" w:cs="Times New Roman"/>
+          <w:sz w:val="28"/>
+          <w:szCs w:val="28"/>
+        </w:rPr>
+      </w:pPr>
+      <w:r>
+        <w:rPr>
+          <w:rFonts w:ascii="Times New Roman" w:hAnsi="Times New Roman" w:cs="Times New Roman"/>
+          <w:sz w:val="28"/>
+          <w:szCs w:val="28"/>
+        </w:rPr>
+        <w:t>Для достижения этой цели была проведена работа по нескольким направлениям.</w:t>
+      </w:r>
+    </w:p>
+    <w:p>
+      <w:pPr>
+        <w:rPr>
+          <w:rFonts w:ascii="Times New Roman" w:hAnsi="Times New Roman" w:cs="Times New Roman"/>
+          <w:sz w:val="28"/>
+          <w:szCs w:val="28"/>
+        </w:rPr>
+      </w:pPr>
+      <w:r>
+        <w:rPr>
+          <w:rFonts w:ascii="Times New Roman" w:hAnsi="Times New Roman" w:cs="Times New Roman"/>
+          <w:sz w:val="28"/>
+          <w:szCs w:val="28"/>
+        </w:rPr>
+        <w:t>Сначала был выполнен анализ деятельности сервисного центра и определены основные объекты системы: клиенты, устройства, мастера, заявки и пользователи.</w:t>
+      </w:r>
+    </w:p>
+    <w:p>
+      <w:pPr>
+        <w:rPr>
+          <w:rFonts w:ascii="Times New Roman" w:hAnsi="Times New Roman" w:cs="Times New Roman"/>
+          <w:sz w:val="28"/>
+          <w:szCs w:val="28"/>
+        </w:rPr>
+      </w:pPr>
+      <w:r>
+        <w:rPr>
+          <w:rFonts w:ascii="Times New Roman" w:hAnsi="Times New Roman" w:cs="Times New Roman"/>
+          <w:sz w:val="28"/>
+          <w:szCs w:val="28"/>
+        </w:rPr>
+        <w:t>После этого была спроектирована база данных, обеспечивающая хранение и взаимосвязь всей информации.</w:t>
+      </w:r>
+    </w:p>
+    <w:p>
+      <w:pPr>
+        <w:rPr>
+          <w:rFonts w:ascii="Times New Roman" w:hAnsi="Times New Roman" w:cs="Times New Roman"/>
+          <w:sz w:val="28"/>
+          <w:szCs w:val="28"/>
+        </w:rPr>
+      </w:pPr>
+      <w:r>
+        <w:rPr>
+          <w:rFonts w:ascii="Times New Roman" w:hAnsi="Times New Roman" w:cs="Times New Roman"/>
+          <w:sz w:val="28"/>
+          <w:szCs w:val="28"/>
+        </w:rPr>
+        <w:t>Далее был реализован основной функционал системы: создание, редактирование, удаление и поиск данных по всем сущностям.</w:t>
+      </w:r>
+    </w:p>
+    <w:p>
+      <w:pPr>
+        <w:rPr>
+          <w:rFonts w:ascii="Times New Roman" w:hAnsi="Times New Roman" w:cs="Times New Roman"/>
+          <w:sz w:val="28"/>
+          <w:szCs w:val="28"/>
+        </w:rPr>
+      </w:pPr>
+      <w:r>
+        <w:rPr>
+          <w:rFonts w:ascii="Times New Roman" w:hAnsi="Times New Roman" w:cs="Times New Roman"/>
+          <w:sz w:val="28"/>
+          <w:szCs w:val="28"/>
+        </w:rPr>
+        <w:t>Особое внимание было уделено процессу ремонта техники. Пользователь может зарегистрировать устройство клиента, создать заявку на ремонт, назначить мастера и отслеживать изменение статуса выполнения работ.</w:t>
+      </w:r>
+    </w:p>
+    <w:p>
+      <w:pPr>
+        <w:rPr>
+          <w:rFonts w:ascii="Times New Roman" w:hAnsi="Times New Roman" w:cs="Times New Roman"/>
+          <w:sz w:val="28"/>
+          <w:szCs w:val="28"/>
+        </w:rPr>
+      </w:pPr>
+      <w:r>
+        <w:rPr>
+          <w:rFonts w:ascii="Times New Roman" w:hAnsi="Times New Roman" w:cs="Times New Roman"/>
+          <w:sz w:val="28"/>
+          <w:szCs w:val="28"/>
+        </w:rPr>
+        <w:lastRenderedPageBreak/>
+        <w:t>Также были разработаны инструменты аналитики и отчётности, позволяющие получать статистическую и финансовую информацию по работе сервисного центра.</w:t>
+      </w:r>
+    </w:p>
+    <w:p>
+      <w:pPr>
+        <w:rPr>
+          <w:rFonts w:ascii="Times New Roman" w:hAnsi="Times New Roman" w:cs="Times New Roman"/>
+          <w:sz w:val="28"/>
+          <w:szCs w:val="28"/>
+        </w:rPr>
+      </w:pPr>
+      <w:r>
+        <w:rPr>
+          <w:rFonts w:ascii="Times New Roman" w:hAnsi="Times New Roman" w:cs="Times New Roman"/>
+          <w:sz w:val="28"/>
+          <w:szCs w:val="28"/>
+        </w:rPr>
+        <w:t>После реализации функционала было проведено тестирование системы для проверки корректности её работы.</w:t>
+      </w:r>
+    </w:p>
+    <w:p>
+      <w:pPr>
+        <w:rPr>
+          <w:rFonts w:ascii="Times New Roman" w:hAnsi="Times New Roman" w:cs="Times New Roman"/>
           <w:b/>
           <w:bCs/>
-        </w:rPr>
-      </w:pPr>
-      <w:r>
-        <w:rPr>
+          <w:sz w:val="28"/>
+          <w:szCs w:val="28"/>
+        </w:rPr>
+      </w:pPr>
+      <w:r>
+        <w:rPr>
+          <w:rFonts w:ascii="Times New Roman" w:hAnsi="Times New Roman" w:cs="Times New Roman"/>
           <w:b/>
           <w:bCs/>
-        </w:rPr>
-        <w:t>Слайд 2 (цель и задачи)</w:t>
-      </w:r>
-    </w:p>
-    <w:p>
-      <w:r>
-        <w:rPr>
+          <w:sz w:val="28"/>
+          <w:szCs w:val="28"/>
+        </w:rPr>
+        <w:t>СЛАЙД 3. ЛОГИЧЕСКАЯ СТРУКТУРА ПРОГРАММЫ</w:t>
+      </w:r>
+    </w:p>
+    <w:p>
+      <w:pPr>
+        <w:rPr>
+          <w:rFonts w:ascii="Times New Roman" w:hAnsi="Times New Roman" w:cs="Times New Roman"/>
+          <w:sz w:val="28"/>
+          <w:szCs w:val="28"/>
+        </w:rPr>
+      </w:pPr>
+      <w:r>
+        <w:rPr>
+          <w:rFonts w:ascii="Times New Roman" w:hAnsi="Times New Roman" w:cs="Times New Roman"/>
+          <w:sz w:val="28"/>
+          <w:szCs w:val="28"/>
+        </w:rPr>
+        <w:t>На данном слайде представлена логическая структура разработанной системы.</w:t>
+      </w:r>
+    </w:p>
+    <w:p>
+      <w:pPr>
+        <w:rPr>
+          <w:rFonts w:ascii="Times New Roman" w:hAnsi="Times New Roman" w:cs="Times New Roman"/>
+          <w:sz w:val="28"/>
+          <w:szCs w:val="28"/>
+        </w:rPr>
+      </w:pPr>
+      <w:r>
+        <w:rPr>
+          <w:rFonts w:ascii="Times New Roman" w:hAnsi="Times New Roman" w:cs="Times New Roman"/>
+          <w:sz w:val="28"/>
+          <w:szCs w:val="28"/>
+        </w:rPr>
+        <w:t>Приложение построено по клиент-серверной архитектуре.</w:t>
+      </w:r>
+    </w:p>
+    <w:p>
+      <w:pPr>
+        <w:rPr>
+          <w:rFonts w:ascii="Times New Roman" w:hAnsi="Times New Roman" w:cs="Times New Roman"/>
+          <w:sz w:val="28"/>
+          <w:szCs w:val="28"/>
+        </w:rPr>
+      </w:pPr>
+      <w:r>
+        <w:rPr>
+          <w:rFonts w:ascii="Times New Roman" w:hAnsi="Times New Roman" w:cs="Times New Roman"/>
+          <w:sz w:val="28"/>
+          <w:szCs w:val="28"/>
+        </w:rPr>
+        <w:t xml:space="preserve">Пользователь взаимодействует с системой через веб-интерфейс, разработанный с использованием HTML, CSS, JavaScript и </w:t>
+      </w:r>
+      <w:proofErr w:type="spellStart"/>
+      <w:r>
+        <w:rPr>
+          <w:rFonts w:ascii="Times New Roman" w:hAnsi="Times New Roman" w:cs="Times New Roman"/>
+          <w:sz w:val="28"/>
+          <w:szCs w:val="28"/>
+        </w:rPr>
+        <w:t>Bootstrap</w:t>
+      </w:r>
+      <w:proofErr w:type="spellEnd"/>
+      <w:r>
+        <w:rPr>
+          <w:rFonts w:ascii="Times New Roman" w:hAnsi="Times New Roman" w:cs="Times New Roman"/>
+          <w:sz w:val="28"/>
+          <w:szCs w:val="28"/>
+        </w:rPr>
+        <w:t>.</w:t>
+      </w:r>
+    </w:p>
+    <w:p>
+      <w:pPr>
+        <w:rPr>
+          <w:rFonts w:ascii="Times New Roman" w:hAnsi="Times New Roman" w:cs="Times New Roman"/>
+          <w:sz w:val="28"/>
+          <w:szCs w:val="28"/>
+        </w:rPr>
+      </w:pPr>
+      <w:r>
+        <w:rPr>
+          <w:rFonts w:ascii="Times New Roman" w:hAnsi="Times New Roman" w:cs="Times New Roman"/>
+          <w:sz w:val="28"/>
+          <w:szCs w:val="28"/>
+        </w:rPr>
+        <w:t xml:space="preserve">Все действия пользователя передаются на серверную часть, реализованную на </w:t>
+      </w:r>
+      <w:proofErr w:type="spellStart"/>
+      <w:r>
+        <w:rPr>
+          <w:rFonts w:ascii="Times New Roman" w:hAnsi="Times New Roman" w:cs="Times New Roman"/>
+          <w:sz w:val="28"/>
+          <w:szCs w:val="28"/>
+        </w:rPr>
+        <w:t>FastAPI</w:t>
+      </w:r>
+      <w:proofErr w:type="spellEnd"/>
+      <w:r>
+        <w:rPr>
+          <w:rFonts w:ascii="Times New Roman" w:hAnsi="Times New Roman" w:cs="Times New Roman"/>
+          <w:sz w:val="28"/>
+          <w:szCs w:val="28"/>
+        </w:rPr>
+        <w:t xml:space="preserve">. Сервер обрабатывает запросы, выполняет бизнес-логику и взаимодействует с базой данных через ORM </w:t>
+      </w:r>
+      <w:proofErr w:type="spellStart"/>
+      <w:r>
+        <w:rPr>
+          <w:rFonts w:ascii="Times New Roman" w:hAnsi="Times New Roman" w:cs="Times New Roman"/>
+          <w:sz w:val="28"/>
+          <w:szCs w:val="28"/>
+        </w:rPr>
+        <w:t>SQLAlchemy</w:t>
+      </w:r>
+      <w:proofErr w:type="spellEnd"/>
+      <w:r>
+        <w:rPr>
+          <w:rFonts w:ascii="Times New Roman" w:hAnsi="Times New Roman" w:cs="Times New Roman"/>
+          <w:sz w:val="28"/>
+          <w:szCs w:val="28"/>
+        </w:rPr>
+        <w:t>.</w:t>
+      </w:r>
+    </w:p>
+    <w:p>
+      <w:pPr>
+        <w:rPr>
+          <w:rFonts w:ascii="Times New Roman" w:hAnsi="Times New Roman" w:cs="Times New Roman"/>
+          <w:sz w:val="28"/>
+          <w:szCs w:val="28"/>
+        </w:rPr>
+      </w:pPr>
+      <w:r>
+        <w:rPr>
+          <w:rFonts w:ascii="Times New Roman" w:hAnsi="Times New Roman" w:cs="Times New Roman"/>
+          <w:sz w:val="28"/>
+          <w:szCs w:val="28"/>
+        </w:rPr>
+        <w:t>В базе данных хранится информация о клиентах, устройствах, мастерах, заявках и пользователях системы.</w:t>
+      </w:r>
+    </w:p>
+    <w:p>
+      <w:pPr>
+        <w:rPr>
+          <w:rFonts w:ascii="Times New Roman" w:hAnsi="Times New Roman" w:cs="Times New Roman"/>
+          <w:sz w:val="28"/>
+          <w:szCs w:val="28"/>
+        </w:rPr>
+      </w:pPr>
+      <w:r>
+        <w:rPr>
+          <w:rFonts w:ascii="Times New Roman" w:hAnsi="Times New Roman" w:cs="Times New Roman"/>
+          <w:sz w:val="28"/>
+          <w:szCs w:val="28"/>
+        </w:rPr>
+        <w:t>Дополнительно реализованы модули аутентификации, аналитики и формирования отчётов.</w:t>
+      </w:r>
+    </w:p>
+    <w:p>
+      <w:pPr>
+        <w:rPr>
+          <w:rFonts w:ascii="Times New Roman" w:hAnsi="Times New Roman" w:cs="Times New Roman"/>
+          <w:sz w:val="28"/>
+          <w:szCs w:val="28"/>
+        </w:rPr>
+      </w:pPr>
+      <w:r>
+        <w:rPr>
+          <w:rFonts w:ascii="Times New Roman" w:hAnsi="Times New Roman" w:cs="Times New Roman"/>
+          <w:sz w:val="28"/>
+          <w:szCs w:val="28"/>
+        </w:rPr>
+        <w:t>Для удобства работы пользователей во всех основных разделах реализованы CRUD-операции, поиск и фильтрация данных.</w:t>
+      </w:r>
+    </w:p>
+    <w:p>
+      <w:pPr>
+        <w:rPr>
+          <w:rFonts w:ascii="Times New Roman" w:hAnsi="Times New Roman" w:cs="Times New Roman"/>
+          <w:sz w:val="28"/>
+          <w:szCs w:val="28"/>
+        </w:rPr>
+      </w:pPr>
+      <w:r>
+        <w:rPr>
+          <w:rFonts w:ascii="Times New Roman" w:hAnsi="Times New Roman" w:cs="Times New Roman"/>
+          <w:sz w:val="28"/>
+          <w:szCs w:val="28"/>
+        </w:rPr>
+        <w:t>Также в системе предусмотрена ролевая модель доступа.</w:t>
+      </w:r>
+    </w:p>
+    <w:p>
+      <w:pPr>
+        <w:rPr>
+          <w:rFonts w:ascii="Times New Roman" w:hAnsi="Times New Roman" w:cs="Times New Roman"/>
+          <w:sz w:val="28"/>
+          <w:szCs w:val="28"/>
+        </w:rPr>
+      </w:pPr>
+      <w:r>
+        <w:rPr>
+          <w:rFonts w:ascii="Times New Roman" w:hAnsi="Times New Roman" w:cs="Times New Roman"/>
+          <w:sz w:val="28"/>
+          <w:szCs w:val="28"/>
+        </w:rPr>
+        <w:t>Администратор имеет полный доступ ко всем функциям программы, менеджер работает с клиентами и заявками, а мастер может просматривать и изменять только назначенные ему ремонты.</w:t>
+      </w:r>
+    </w:p>
+    <w:p>
+      <w:pPr>
+        <w:rPr>
+          <w:rFonts w:ascii="Times New Roman" w:hAnsi="Times New Roman" w:cs="Times New Roman"/>
+          <w:sz w:val="28"/>
+          <w:szCs w:val="28"/>
+        </w:rPr>
+      </w:pPr>
+      <w:r>
+        <w:rPr>
+          <w:rFonts w:ascii="Times New Roman" w:hAnsi="Times New Roman" w:cs="Times New Roman"/>
+          <w:sz w:val="28"/>
+          <w:szCs w:val="28"/>
+        </w:rPr>
+        <w:t>Такая архитектура обеспечивает удобство использования, безопасность и возможность дальнейшего расширения системы.</w:t>
+      </w:r>
+    </w:p>
+    <w:p>
+      <w:pPr>
+        <w:rPr>
+          <w:rFonts w:ascii="Times New Roman" w:hAnsi="Times New Roman" w:cs="Times New Roman"/>
           <w:b/>
           <w:bCs/>
-        </w:rPr>
-        <w:t>Целью работы</w:t>
-      </w:r>
-      <w:r>
-        <w:t> являлась разработка информационной системы управления ремонтами компьютеров.</w:t>
-      </w:r>
-    </w:p>
-    <w:p>
-      <w:r>
-        <w:t>В соответствии с целью были поставлены следующие </w:t>
-      </w:r>
-      <w:r>
-        <w:rPr>
+          <w:sz w:val="28"/>
+          <w:szCs w:val="28"/>
+        </w:rPr>
+      </w:pPr>
+      <w:r>
+        <w:rPr>
+          <w:rFonts w:ascii="Times New Roman" w:hAnsi="Times New Roman" w:cs="Times New Roman"/>
           <w:b/>
           <w:bCs/>
-        </w:rPr>
-        <w:t>задачи</w:t>
-      </w:r>
-      <w:r>
-        <w:t>:</w:t>
-      </w:r>
-    </w:p>
-    <w:p>
-      <w:pPr>
-        <w:numPr>
-          <w:ilvl w:val="0"/>
-          <w:numId w:val="1"/>
-        </w:numPr>
-      </w:pPr>
-      <w:r>
-        <w:t>Провести анализ предметной области сервисного центра, определить основные бизнес-процессы, сущности и их взаимосвязи.</w:t>
-      </w:r>
-    </w:p>
-    <w:p>
-      <w:pPr>
-        <w:numPr>
-          <w:ilvl w:val="0"/>
-          <w:numId w:val="1"/>
-        </w:numPr>
-      </w:pPr>
-      <w:r>
-        <w:t>Разработать модель хранения данных в реляционной базе данных и модуль управления данными.</w:t>
-      </w:r>
-    </w:p>
-    <w:p>
-      <w:pPr>
-        <w:numPr>
-          <w:ilvl w:val="0"/>
-          <w:numId w:val="1"/>
-        </w:numPr>
-      </w:pPr>
-      <w:r>
-        <w:t>Реализовать CRUD-операции для основных сущностей системы с поддержкой поиска и фильтрации.</w:t>
-      </w:r>
-    </w:p>
-    <w:p>
-      <w:pPr>
-        <w:numPr>
-          <w:ilvl w:val="0"/>
-          <w:numId w:val="1"/>
-        </w:numPr>
-      </w:pPr>
-      <w:r>
-        <w:t>Разработать функционал учета техники, включая регистрацию устройств, привязку к клиентам и хранение истории ремонтов.</w:t>
-      </w:r>
-    </w:p>
-    <w:p>
-      <w:pPr>
-        <w:numPr>
-          <w:ilvl w:val="0"/>
-          <w:numId w:val="1"/>
-        </w:numPr>
-      </w:pPr>
-      <w:r>
-        <w:t>Разработать подсистему управления мастерами и заявками с учетом их характеристик, статусов и расчета стоимости.</w:t>
-      </w:r>
-    </w:p>
-    <w:p>
-      <w:pPr>
-        <w:numPr>
-          <w:ilvl w:val="0"/>
-          <w:numId w:val="1"/>
-        </w:numPr>
-      </w:pPr>
-      <w:r>
-        <w:t>Реализовать средства аналитики и визуализации данных, а также провести тестирование системы.</w:t>
-      </w:r>
-    </w:p>
-    <w:p>
-      <w:pPr>
-        <w:rPr>
+          <w:sz w:val="28"/>
+          <w:szCs w:val="28"/>
+        </w:rPr>
+        <w:t>СЛАЙД 4. ДЕМОНСТРАЦИЯ ПРОГРАММЫ</w:t>
+      </w:r>
+    </w:p>
+    <w:p>
+      <w:pPr>
+        <w:rPr>
+          <w:rFonts w:ascii="Times New Roman" w:hAnsi="Times New Roman" w:cs="Times New Roman"/>
+          <w:sz w:val="28"/>
+          <w:szCs w:val="28"/>
+        </w:rPr>
+      </w:pPr>
+      <w:r>
+        <w:rPr>
+          <w:rFonts w:ascii="Times New Roman" w:hAnsi="Times New Roman" w:cs="Times New Roman"/>
+          <w:sz w:val="28"/>
+          <w:szCs w:val="28"/>
+        </w:rPr>
+        <w:t>На данном слайде представлены основные возможности разработанного программного продукта.</w:t>
+      </w:r>
+    </w:p>
+    <w:p>
+      <w:pPr>
+        <w:rPr>
+          <w:rFonts w:ascii="Times New Roman" w:hAnsi="Times New Roman" w:cs="Times New Roman"/>
+          <w:sz w:val="28"/>
+          <w:szCs w:val="28"/>
+        </w:rPr>
+      </w:pPr>
+      <w:r>
+        <w:rPr>
+          <w:rFonts w:ascii="Times New Roman" w:hAnsi="Times New Roman" w:cs="Times New Roman"/>
+          <w:sz w:val="28"/>
+          <w:szCs w:val="28"/>
+        </w:rPr>
+        <w:t>Система позволяет вести учёт клиентов и принадлежащих им устройств.</w:t>
+      </w:r>
+    </w:p>
+    <w:p>
+      <w:pPr>
+        <w:rPr>
+          <w:rFonts w:ascii="Times New Roman" w:hAnsi="Times New Roman" w:cs="Times New Roman"/>
+          <w:sz w:val="28"/>
+          <w:szCs w:val="28"/>
+        </w:rPr>
+      </w:pPr>
+      <w:r>
+        <w:rPr>
+          <w:rFonts w:ascii="Times New Roman" w:hAnsi="Times New Roman" w:cs="Times New Roman"/>
+          <w:sz w:val="28"/>
+          <w:szCs w:val="28"/>
+        </w:rPr>
+        <w:lastRenderedPageBreak/>
+        <w:t>Для каждого устройства можно создавать заявки на ремонт, указывать неисправность, стоимость работ, назначать мастера и контролировать выполнение заказа.</w:t>
+      </w:r>
+    </w:p>
+    <w:p>
+      <w:pPr>
+        <w:rPr>
+          <w:rFonts w:ascii="Times New Roman" w:hAnsi="Times New Roman" w:cs="Times New Roman"/>
+          <w:sz w:val="28"/>
+          <w:szCs w:val="28"/>
+        </w:rPr>
+      </w:pPr>
+      <w:r>
+        <w:rPr>
+          <w:rFonts w:ascii="Times New Roman" w:hAnsi="Times New Roman" w:cs="Times New Roman"/>
+          <w:sz w:val="28"/>
+          <w:szCs w:val="28"/>
+        </w:rPr>
+        <w:t>В процессе работы статус заявки может изменяться. При этом система автоматически обновляет состояние устройства на основании последнего ремонта, благодаря чему сотрудники всегда видят актуальную информацию.</w:t>
+      </w:r>
+    </w:p>
+    <w:p>
+      <w:pPr>
+        <w:rPr>
+          <w:rFonts w:ascii="Times New Roman" w:hAnsi="Times New Roman" w:cs="Times New Roman"/>
+          <w:sz w:val="28"/>
+          <w:szCs w:val="28"/>
+        </w:rPr>
+      </w:pPr>
+      <w:r>
+        <w:rPr>
+          <w:rFonts w:ascii="Times New Roman" w:hAnsi="Times New Roman" w:cs="Times New Roman"/>
+          <w:sz w:val="28"/>
+          <w:szCs w:val="28"/>
+        </w:rPr>
+        <w:t>Для ускорения работы реализованы поиск и фильтрация данных по различным параметрам.</w:t>
+      </w:r>
+    </w:p>
+    <w:p>
+      <w:pPr>
+        <w:rPr>
+          <w:rFonts w:ascii="Times New Roman" w:hAnsi="Times New Roman" w:cs="Times New Roman"/>
+          <w:sz w:val="28"/>
+          <w:szCs w:val="28"/>
+        </w:rPr>
+      </w:pPr>
+      <w:r>
+        <w:rPr>
+          <w:rFonts w:ascii="Times New Roman" w:hAnsi="Times New Roman" w:cs="Times New Roman"/>
+          <w:sz w:val="28"/>
+          <w:szCs w:val="28"/>
+        </w:rPr>
+        <w:t>На главной странице отображается оперативная статистика: количество заявок, активные ремонты, готовые устройства и среднее время выполнения работ.</w:t>
+      </w:r>
+    </w:p>
+    <w:p>
+      <w:pPr>
+        <w:rPr>
+          <w:rFonts w:ascii="Times New Roman" w:hAnsi="Times New Roman" w:cs="Times New Roman"/>
+          <w:sz w:val="28"/>
+          <w:szCs w:val="28"/>
+        </w:rPr>
+      </w:pPr>
+      <w:r>
+        <w:rPr>
+          <w:rFonts w:ascii="Times New Roman" w:hAnsi="Times New Roman" w:cs="Times New Roman"/>
+          <w:sz w:val="28"/>
+          <w:szCs w:val="28"/>
+        </w:rPr>
+        <w:t>Кроме того, система строит графики и диаграммы, позволяющие анализировать загрузку сервисного центра.</w:t>
+      </w:r>
+    </w:p>
+    <w:p>
+      <w:pPr>
+        <w:rPr>
+          <w:rFonts w:ascii="Times New Roman" w:hAnsi="Times New Roman" w:cs="Times New Roman"/>
+          <w:sz w:val="28"/>
+          <w:szCs w:val="28"/>
+        </w:rPr>
+      </w:pPr>
+      <w:r>
+        <w:rPr>
+          <w:rFonts w:ascii="Times New Roman" w:hAnsi="Times New Roman" w:cs="Times New Roman"/>
+          <w:sz w:val="28"/>
+          <w:szCs w:val="28"/>
+        </w:rPr>
+        <w:t>На отдельной странице отчётов формируются финансовые показатели, включая выручку, расходы на запчасти, чистую прибыль и статистику работы мастеров.</w:t>
+      </w:r>
+    </w:p>
+    <w:p>
+      <w:pPr>
+        <w:rPr>
+          <w:rFonts w:ascii="Times New Roman" w:hAnsi="Times New Roman" w:cs="Times New Roman"/>
+          <w:sz w:val="28"/>
+          <w:szCs w:val="28"/>
+        </w:rPr>
+      </w:pPr>
+      <w:r>
+        <w:rPr>
+          <w:rFonts w:ascii="Times New Roman" w:hAnsi="Times New Roman" w:cs="Times New Roman"/>
+          <w:sz w:val="28"/>
+          <w:szCs w:val="28"/>
+        </w:rPr>
+        <w:t xml:space="preserve">Также реализованы механизмы безопасности: авторизация пользователей, разграничение прав доступа и хранение паролей в зашифрованном виде с использованием алгоритма </w:t>
+      </w:r>
+      <w:proofErr w:type="spellStart"/>
+      <w:r>
+        <w:rPr>
+          <w:rFonts w:ascii="Times New Roman" w:hAnsi="Times New Roman" w:cs="Times New Roman"/>
+          <w:sz w:val="28"/>
+          <w:szCs w:val="28"/>
+        </w:rPr>
+        <w:t>bcrypt</w:t>
+      </w:r>
+      <w:proofErr w:type="spellEnd"/>
+      <w:r>
+        <w:rPr>
+          <w:rFonts w:ascii="Times New Roman" w:hAnsi="Times New Roman" w:cs="Times New Roman"/>
+          <w:sz w:val="28"/>
+          <w:szCs w:val="28"/>
+        </w:rPr>
+        <w:t>.</w:t>
+      </w:r>
+    </w:p>
+    <w:p>
+      <w:pPr>
+        <w:rPr>
+          <w:rFonts w:ascii="Times New Roman" w:hAnsi="Times New Roman" w:cs="Times New Roman"/>
           <w:b/>
           <w:bCs/>
-        </w:rPr>
-      </w:pPr>
-      <w:r>
-        <w:rPr>
+          <w:sz w:val="28"/>
+          <w:szCs w:val="28"/>
+        </w:rPr>
+      </w:pPr>
+      <w:r>
+        <w:rPr>
+          <w:rFonts w:ascii="Times New Roman" w:hAnsi="Times New Roman" w:cs="Times New Roman"/>
           <w:b/>
           <w:bCs/>
-        </w:rPr>
-        <w:t>Слайд 3 (логическая структура программы)</w:t>
-      </w:r>
-    </w:p>
-    <w:p>
-      <w:r>
-        <w:t>На данном слайде представлена логическая структура программы.</w:t>
-      </w:r>
-    </w:p>
-    <w:p>
-      <w:r>
-        <w:t>Программа состоит из </w:t>
-      </w:r>
-      <w:r>
-        <w:rPr>
-          <w:b/>
-          <w:bCs/>
-        </w:rPr>
-        <w:t>пяти основных модулей</w:t>
-      </w:r>
-      <w:r>
-        <w:t>:</w:t>
-      </w:r>
-    </w:p>
-    <w:p>
-      <w:pPr>
-        <w:numPr>
-          <w:ilvl w:val="0"/>
-          <w:numId w:val="2"/>
-        </w:numPr>
-      </w:pPr>
-      <w:r>
-        <w:rPr>
-          <w:b/>
-          <w:bCs/>
-        </w:rPr>
-        <w:t>Клиентская часть (Frontend)</w:t>
-      </w:r>
-      <w:r>
-        <w:t> – одностраничное веб-приложение на HTML, CSS, JavaScript и Bootstrap 5.</w:t>
-      </w:r>
-    </w:p>
-    <w:p>
-      <w:pPr>
-        <w:numPr>
-          <w:ilvl w:val="0"/>
-          <w:numId w:val="2"/>
-        </w:numPr>
-      </w:pPr>
-      <w:r>
-        <w:rPr>
-          <w:b/>
-          <w:bCs/>
-        </w:rPr>
-        <w:t>Серверное API (Backend / FastAPI)</w:t>
-      </w:r>
-      <w:r>
-        <w:t> – обрабатывает запросы, реализует бизнес-логику.</w:t>
-      </w:r>
-    </w:p>
-    <w:p>
-      <w:pPr>
-        <w:numPr>
-          <w:ilvl w:val="0"/>
-          <w:numId w:val="2"/>
-        </w:numPr>
-      </w:pPr>
-      <w:r>
-        <w:rPr>
-          <w:b/>
-          <w:bCs/>
-        </w:rPr>
-        <w:lastRenderedPageBreak/>
-        <w:t>База данных (SQLite / SQLAlchemy)</w:t>
-      </w:r>
-      <w:r>
-        <w:t> – хранит информацию о клиентах, устройствах, мастерах, заявках и пользователях.</w:t>
-      </w:r>
-    </w:p>
-    <w:p>
-      <w:pPr>
-        <w:numPr>
-          <w:ilvl w:val="0"/>
-          <w:numId w:val="2"/>
-        </w:numPr>
-      </w:pPr>
-      <w:r>
-        <w:rPr>
-          <w:b/>
-          <w:bCs/>
-        </w:rPr>
-        <w:t>Модули аналитики, отчётов и аутентификации</w:t>
-      </w:r>
-      <w:r>
-        <w:t> – формируют графики, финансовые отчёты и управляют доступом.</w:t>
-      </w:r>
-    </w:p>
-    <w:p>
-      <w:pPr>
-        <w:numPr>
-          <w:ilvl w:val="0"/>
-          <w:numId w:val="2"/>
-        </w:numPr>
-      </w:pPr>
-      <w:r>
-        <w:rPr>
-          <w:b/>
-          <w:bCs/>
-        </w:rPr>
-        <w:t>CRUD-операции и фильтрация данных</w:t>
-      </w:r>
-      <w:r>
-        <w:t> – обеспечивают создание, чтение, обновление, удаление записей, а также поиск и фильтрацию по различным критериям.</w:t>
-      </w:r>
-    </w:p>
-    <w:p>
-      <w:r>
-        <w:rPr>
-          <w:b/>
-          <w:bCs/>
-        </w:rPr>
-        <w:t>Связи между модулями</w:t>
-      </w:r>
-      <w:r>
-        <w:t>: клиентская часть отправляет HTTP-запросы к серверному API, который через ORM SQLAlchemy взаимодействует с базой данных. Модуль аутентификации проверяет права пользователей (администратор, менеджер, мастер) и ограничивает доступ к разделам.</w:t>
-      </w:r>
-    </w:p>
-    <w:p>
-      <w:r>
-        <w:rPr>
-          <w:b/>
-          <w:bCs/>
-        </w:rPr>
-        <w:t>Логическая модель базы данных</w:t>
-      </w:r>
-      <w:r>
-        <w:t> включает пять таблиц: «клиенты», «устройства», «мастера», «заявки», «пользователи». Связи: один клиент может иметь несколько устройств (один ко многим), одно устройство может участвовать во многих заявках, заявка привязывается к одному мастеру.</w:t>
-      </w:r>
-    </w:p>
-    <w:p>
-      <w:pPr>
-        <w:rPr>
-          <w:b/>
-          <w:bCs/>
-        </w:rPr>
-      </w:pPr>
-      <w:r>
-        <w:rPr>
-          <w:b/>
-          <w:bCs/>
-        </w:rPr>
-        <w:t>Слайд 4 (скриншоты программы)</w:t>
-      </w:r>
-    </w:p>
-    <w:p>
-      <w:r>
-        <w:t>Разработанный программный продукт предназначен для </w:t>
-      </w:r>
-      <w:r>
-        <w:rPr>
-          <w:b/>
-          <w:bCs/>
-        </w:rPr>
-        <w:t>автоматизации учёта заявок, клиентов, устройств и мастеров в сервисном центре по ремонту компьютерной техники</w:t>
-      </w:r>
-      <w:r>
-        <w:t>.</w:t>
-      </w:r>
-    </w:p>
-    <w:p>
-      <w:r>
-        <w:rPr>
-          <w:b/>
-          <w:bCs/>
-        </w:rPr>
-        <w:t>Программа позволяет</w:t>
-      </w:r>
-      <w:r>
-        <w:t>:</w:t>
-      </w:r>
-    </w:p>
-    <w:p>
-      <w:pPr>
-        <w:numPr>
-          <w:ilvl w:val="0"/>
-          <w:numId w:val="3"/>
-        </w:numPr>
-      </w:pPr>
-      <w:r>
-        <w:t>вести реестр клиентов и устройств с привязкой к владельцам;</w:t>
-      </w:r>
-    </w:p>
-    <w:p>
-      <w:pPr>
-        <w:numPr>
-          <w:ilvl w:val="0"/>
-          <w:numId w:val="3"/>
-        </w:numPr>
-      </w:pPr>
-      <w:r>
-        <w:t>создавать заявки на ремонт, назначать мастеров, изменять статусы («Новый», «В ремонте», «Готов», «Выдан»);</w:t>
-      </w:r>
-    </w:p>
-    <w:p>
-      <w:pPr>
-        <w:numPr>
-          <w:ilvl w:val="0"/>
-          <w:numId w:val="3"/>
-        </w:numPr>
-      </w:pPr>
-      <w:r>
-        <w:rPr>
-          <w:b/>
-          <w:bCs/>
-        </w:rPr>
-        <w:t>автоматически синхронизировать статус устройства</w:t>
-      </w:r>
-      <w:r>
-        <w:t> по последнему заказу (на странице устройств всегда актуальная информация);</w:t>
-      </w:r>
-    </w:p>
-    <w:p>
-      <w:pPr>
-        <w:numPr>
-          <w:ilvl w:val="0"/>
-          <w:numId w:val="3"/>
-        </w:numPr>
-      </w:pPr>
-      <w:r>
-        <w:t>использовать </w:t>
-      </w:r>
-      <w:r>
-        <w:rPr>
-          <w:b/>
-          <w:bCs/>
-        </w:rPr>
-        <w:t>поиск и многофакторную фильтрацию</w:t>
-      </w:r>
-      <w:r>
-        <w:t> по статусу, мастеру, диапазону дат и тексту;</w:t>
-      </w:r>
-    </w:p>
-    <w:p>
-      <w:pPr>
-        <w:numPr>
-          <w:ilvl w:val="0"/>
-          <w:numId w:val="3"/>
-        </w:numPr>
-      </w:pPr>
-      <w:r>
-        <w:t>просматривать </w:t>
-      </w:r>
-      <w:r>
-        <w:rPr>
-          <w:b/>
-          <w:bCs/>
-        </w:rPr>
-        <w:t>оперативную аналитику</w:t>
-      </w:r>
-      <w:r>
-        <w:t> на главной странице (количество заявок за сегодня, активные ремонты, готовые устройства, среднее время ремонта, круговую диаграмму статусов, линейный график динамики);</w:t>
-      </w:r>
-    </w:p>
-    <w:p>
-      <w:pPr>
-        <w:numPr>
-          <w:ilvl w:val="0"/>
-          <w:numId w:val="3"/>
-        </w:numPr>
-      </w:pPr>
-      <w:r>
-        <w:t>формировать </w:t>
-      </w:r>
-      <w:r>
-        <w:rPr>
-          <w:b/>
-          <w:bCs/>
-        </w:rPr>
-        <w:t>детальные финансовые отчёты</w:t>
-      </w:r>
-      <w:r>
-        <w:t> на отдельной странице «Отчёты»: выручка, затраты на запчасти, чистая прибыль, загрузка мастеров.</w:t>
-      </w:r>
-    </w:p>
-    <w:p>
-      <w:r>
-        <w:rPr>
-          <w:b/>
-          <w:bCs/>
-        </w:rPr>
-        <w:t>Особенности программы</w:t>
-      </w:r>
-      <w:r>
-        <w:t>:</w:t>
-      </w:r>
-    </w:p>
-    <w:p>
-      <w:pPr>
-        <w:numPr>
-          <w:ilvl w:val="0"/>
-          <w:numId w:val="4"/>
-        </w:numPr>
-      </w:pPr>
-      <w:r>
-        <w:t>трёхуровневая ролевая модель (администратор, менеджер, мастер);</w:t>
-      </w:r>
-    </w:p>
-    <w:p>
-      <w:pPr>
-        <w:numPr>
-          <w:ilvl w:val="0"/>
-          <w:numId w:val="4"/>
-        </w:numPr>
-      </w:pPr>
-      <w:r>
-        <w:lastRenderedPageBreak/>
-        <w:t>хэширование паролей с помощью bcrypt – пароли не хранятся в открытом виде;</w:t>
-      </w:r>
-    </w:p>
-    <w:p>
-      <w:pPr>
-        <w:numPr>
-          <w:ilvl w:val="0"/>
-          <w:numId w:val="4"/>
-        </w:numPr>
-      </w:pPr>
-      <w:r>
-        <w:t>защита от несанкционированного перехода по прямым ссылкам;</w:t>
-      </w:r>
-    </w:p>
-    <w:p>
-      <w:pPr>
-        <w:numPr>
-          <w:ilvl w:val="0"/>
-          <w:numId w:val="4"/>
-        </w:numPr>
-      </w:pPr>
-      <w:r>
-        <w:t>набор автоматических тестов (pytest, TestClient), покрывающих CRUD, валидацию и граничные случаи.</w:t>
-      </w:r>
-    </w:p>
-    <w:p>
-      <w:r>
-        <w:pict w14:anchorId="3E986D28">
-          <v:rect id="_x0000_i1028" style="width:0;height:.75pt" o:hralign="center" o:hrstd="t" o:hrnoshade="t" o:hr="t" fillcolor="#f9fafb" stroked="f"/>
-        </w:pict>
-      </w:r>
-    </w:p>
-    <w:p>
-      <w:pPr>
-        <w:rPr>
-          <w:b/>
-          <w:bCs/>
-        </w:rPr>
-      </w:pPr>
-      <w:r>
-        <w:rPr>
-          <w:b/>
-          <w:bCs/>
-        </w:rPr>
-        <w:t>Слайд 5 (заключение)</w:t>
-      </w:r>
-    </w:p>
-    <w:p>
-      <w:r>
-        <w:t>В результате выполнения дипломной работы был разработан программный продукт </w:t>
-      </w:r>
-      <w:r>
-        <w:rPr>
-          <w:b/>
-          <w:bCs/>
-        </w:rPr>
-        <w:t>«РемонтТех» – информационная система управления ремонтами компьютеров</w:t>
-      </w:r>
-      <w:r>
-        <w:t>.</w:t>
-      </w:r>
-    </w:p>
-    <w:p>
-      <w:r>
-        <w:t>Приложение было разработано для малых и средних сервисных центров, занимающихся ремонтом компьютерной и электронной техники.</w:t>
-      </w:r>
-    </w:p>
-    <w:p>
-      <w:r>
-        <w:t>Программный продукт протестирован, является полностью работоспособным и удовлетворяет требованиям заказчика.</w:t>
-      </w:r>
-    </w:p>
-    <w:p>
-      <w:r>
-        <w:rPr>
-          <w:b/>
-          <w:bCs/>
-        </w:rPr>
-        <w:t>Доклад окончен. Разрешите продемонстрировать программный продукт?</w:t>
-      </w:r>
-    </w:p>
-    <w:p>
-      <w:pPr>
-        <w:rPr>
-          <w:b/>
-          <w:bCs/>
-        </w:rPr>
-      </w:pPr>
-      <w:r>
-        <w:rPr>
-          <w:b/>
-          <w:bCs/>
-        </w:rPr>
-        <w:t>Демонстрация программного продукта (после доклада)</w:t>
-      </w:r>
-    </w:p>
-    <w:p>
-      <w:r>
-        <w:t>Во время демонстрации последовательно покажите:</w:t>
-      </w:r>
-    </w:p>
-    <w:p>
-      <w:pPr>
-        <w:numPr>
-          <w:ilvl w:val="0"/>
-          <w:numId w:val="5"/>
-        </w:numPr>
-      </w:pPr>
-      <w:r>
-        <w:rPr>
-          <w:b/>
-          <w:bCs/>
-        </w:rPr>
-        <w:t>Авторизацию</w:t>
-      </w:r>
-      <w:r>
-        <w:t> под разными ролями (администратор, менеджер, мастер).</w:t>
-      </w:r>
-    </w:p>
-    <w:p>
-      <w:pPr>
-        <w:numPr>
-          <w:ilvl w:val="0"/>
-          <w:numId w:val="5"/>
-        </w:numPr>
-      </w:pPr>
-      <w:r>
-        <w:rPr>
-          <w:b/>
-          <w:bCs/>
-        </w:rPr>
-        <w:t>Добавление клиента</w:t>
-      </w:r>
-      <w:r>
-        <w:t> на странице «Клиенты».</w:t>
-      </w:r>
-    </w:p>
-    <w:p>
-      <w:pPr>
-        <w:numPr>
-          <w:ilvl w:val="0"/>
-          <w:numId w:val="5"/>
-        </w:numPr>
-      </w:pPr>
-      <w:r>
-        <w:rPr>
-          <w:b/>
-          <w:bCs/>
-        </w:rPr>
-        <w:t>Добавление устройства</w:t>
-      </w:r>
-      <w:r>
-        <w:t> для этого клиента.</w:t>
-      </w:r>
-    </w:p>
-    <w:p>
-      <w:pPr>
-        <w:numPr>
-          <w:ilvl w:val="0"/>
-          <w:numId w:val="5"/>
-        </w:numPr>
-      </w:pPr>
-      <w:r>
-        <w:rPr>
-          <w:b/>
-          <w:bCs/>
-        </w:rPr>
-        <w:t>Создание заявки</w:t>
-      </w:r>
-      <w:r>
-        <w:t> через модальное окно (обратите внимание, что форма открывается динамически).</w:t>
-      </w:r>
-    </w:p>
-    <w:p>
-      <w:pPr>
-        <w:numPr>
-          <w:ilvl w:val="0"/>
-          <w:numId w:val="5"/>
-        </w:numPr>
-      </w:pPr>
-      <w:r>
-        <w:rPr>
-          <w:b/>
-          <w:bCs/>
-        </w:rPr>
-        <w:t>Изменение статуса заявки</w:t>
-      </w:r>
-      <w:r>
-        <w:t> (например, на «Готов») и переход на страницу «Устройства» – показать, что статус устройства обновился автоматически.</w:t>
-      </w:r>
-    </w:p>
-    <w:p>
-      <w:pPr>
-        <w:numPr>
-          <w:ilvl w:val="0"/>
-          <w:numId w:val="5"/>
-        </w:numPr>
-      </w:pPr>
-      <w:r>
-        <w:rPr>
-          <w:b/>
-          <w:bCs/>
-        </w:rPr>
-        <w:t>Поиск и фильтрацию</w:t>
-      </w:r>
-      <w:r>
-        <w:t> заявок по статусу и мастеру.</w:t>
-      </w:r>
-    </w:p>
-    <w:p>
-      <w:pPr>
-        <w:numPr>
-          <w:ilvl w:val="0"/>
-          <w:numId w:val="5"/>
-        </w:numPr>
-      </w:pPr>
-      <w:r>
-        <w:rPr>
-          <w:b/>
-          <w:bCs/>
-        </w:rPr>
-        <w:t>Главную страницу</w:t>
-      </w:r>
-      <w:r>
-        <w:t> – карточки статистики и графики.</w:t>
-      </w:r>
-    </w:p>
-    <w:p>
-      <w:pPr>
-        <w:numPr>
-          <w:ilvl w:val="0"/>
-          <w:numId w:val="5"/>
-        </w:numPr>
-      </w:pPr>
-      <w:r>
-        <w:rPr>
-          <w:b/>
-          <w:bCs/>
-        </w:rPr>
-        <w:t>Страницу «Отчёты»</w:t>
-      </w:r>
-      <w:r>
-        <w:t> – финансовые показатели и загрузку мастеров.</w:t>
-      </w:r>
-    </w:p>
-    <w:p/>
+          <w:sz w:val="28"/>
+          <w:szCs w:val="28"/>
+        </w:rPr>
+        <w:t>СЛАЙД 5. ЗАКЛЮЧЕНИЕ</w:t>
+      </w:r>
+    </w:p>
+    <w:p>
+      <w:pPr>
+        <w:rPr>
+          <w:rFonts w:ascii="Times New Roman" w:hAnsi="Times New Roman" w:cs="Times New Roman"/>
+          <w:sz w:val="28"/>
+          <w:szCs w:val="28"/>
+        </w:rPr>
+      </w:pPr>
+      <w:r>
+        <w:rPr>
+          <w:rFonts w:ascii="Times New Roman" w:hAnsi="Times New Roman" w:cs="Times New Roman"/>
+          <w:sz w:val="28"/>
+          <w:szCs w:val="28"/>
+        </w:rPr>
+        <w:t>В результате выполнения дипломной работы была разработана информационная система «</w:t>
+      </w:r>
+      <w:proofErr w:type="spellStart"/>
+      <w:r>
+        <w:rPr>
+          <w:rFonts w:ascii="Times New Roman" w:hAnsi="Times New Roman" w:cs="Times New Roman"/>
+          <w:sz w:val="28"/>
+          <w:szCs w:val="28"/>
+        </w:rPr>
+        <w:t>РемонтТех</w:t>
+      </w:r>
+      <w:proofErr w:type="spellEnd"/>
+      <w:r>
+        <w:rPr>
+          <w:rFonts w:ascii="Times New Roman" w:hAnsi="Times New Roman" w:cs="Times New Roman"/>
+          <w:sz w:val="28"/>
+          <w:szCs w:val="28"/>
+        </w:rPr>
+        <w:t>», предназначенная для автоматизации работы сервисных центров по ремонту компьютерной техники.</w:t>
+      </w:r>
+    </w:p>
+    <w:p>
+      <w:pPr>
+        <w:rPr>
+          <w:rFonts w:ascii="Times New Roman" w:hAnsi="Times New Roman" w:cs="Times New Roman"/>
+          <w:sz w:val="28"/>
+          <w:szCs w:val="28"/>
+        </w:rPr>
+      </w:pPr>
+      <w:r>
+        <w:rPr>
+          <w:rFonts w:ascii="Times New Roman" w:hAnsi="Times New Roman" w:cs="Times New Roman"/>
+          <w:sz w:val="28"/>
+          <w:szCs w:val="28"/>
+        </w:rPr>
+        <w:t>Разработанное приложение позволяет организовать централизованное хранение данных о клиентах, устройствах и ремонтах, ускоряет работу сотрудников и предоставляет инструменты для анализа деятельности организации.</w:t>
+      </w:r>
+    </w:p>
+    <w:p>
+      <w:pPr>
+        <w:rPr>
+          <w:rFonts w:ascii="Times New Roman" w:hAnsi="Times New Roman" w:cs="Times New Roman"/>
+          <w:sz w:val="28"/>
+          <w:szCs w:val="28"/>
+        </w:rPr>
+      </w:pPr>
+      <w:r>
+        <w:rPr>
+          <w:rFonts w:ascii="Times New Roman" w:hAnsi="Times New Roman" w:cs="Times New Roman"/>
+          <w:sz w:val="28"/>
+          <w:szCs w:val="28"/>
+        </w:rPr>
+        <w:t>Поставленная цель была достигнута, все задачи, определённые в рамках дипломной работы, были выполнены в полном объёме.</w:t>
+      </w:r>
+    </w:p>
+    <w:p>
+      <w:pPr>
+        <w:rPr>
+          <w:rFonts w:ascii="Times New Roman" w:hAnsi="Times New Roman" w:cs="Times New Roman"/>
+          <w:sz w:val="28"/>
+          <w:szCs w:val="28"/>
+        </w:rPr>
+      </w:pPr>
+      <w:r>
+        <w:rPr>
+          <w:rFonts w:ascii="Times New Roman" w:hAnsi="Times New Roman" w:cs="Times New Roman"/>
+          <w:sz w:val="28"/>
+          <w:szCs w:val="28"/>
+        </w:rPr>
+        <w:t>Программный продукт протестирован, является работоспособным и готов к практическому использованию.</w:t>
+      </w:r>
+    </w:p>
+    <w:p>
+      <w:pPr>
+        <w:rPr>
+          <w:rFonts w:ascii="Times New Roman" w:hAnsi="Times New Roman" w:cs="Times New Roman"/>
+          <w:sz w:val="28"/>
+          <w:szCs w:val="28"/>
+        </w:rPr>
+      </w:pPr>
+      <w:r>
+        <w:rPr>
+          <w:rFonts w:ascii="Times New Roman" w:hAnsi="Times New Roman" w:cs="Times New Roman"/>
+          <w:sz w:val="28"/>
+          <w:szCs w:val="28"/>
+        </w:rPr>
+        <w:t>Доклад окончен.</w:t>
+      </w:r>
+    </w:p>
+    <w:p>
+      <w:pPr>
+        <w:rPr>
+          <w:rFonts w:ascii="Times New Roman" w:hAnsi="Times New Roman" w:cs="Times New Roman"/>
+          <w:sz w:val="28"/>
+          <w:szCs w:val="28"/>
+        </w:rPr>
+      </w:pPr>
+      <w:r>
+        <w:rPr>
+          <w:rFonts w:ascii="Times New Roman" w:hAnsi="Times New Roman" w:cs="Times New Roman"/>
+          <w:sz w:val="28"/>
+          <w:szCs w:val="28"/>
+        </w:rPr>
+        <w:t>Разрешите продемонстрировать работу программного продукта?</w:t>
+      </w:r>
+    </w:p>
     <w:sectPr>
       <w:pgSz w:w="11906" w:h="16838"/>
       <w:pgMar w:top="1134" w:right="850" w:bottom="1134" w:left="1701" w:header="708" w:footer="708" w:gutter="0"/>

--- a/Текст для презентации.docx
+++ b/Текст для презентации.docx
@@ -71,7 +71,7 @@
           <w:sz w:val="28"/>
           <w:szCs w:val="28"/>
         </w:rPr>
-        <w:t>Тема моей дипломной работы — «Разработка информационной системы управления ремонтами компьютеров».</w:t>
+        <w:t>Представляю вашему вниманию дипломную работу на тему «Разработка информационной системы управления ремонтами компьютеров».</w:t>
       </w:r>
     </w:p>
     <w:p>
@@ -88,42 +88,28 @@
           <w:sz w:val="28"/>
           <w:szCs w:val="28"/>
         </w:rPr>
-        <w:t>Данная тема является актуальной, поскольку во многих сервисных центрах учёт клиентов, техники и ремонтов ведётся вручную либо с использованием таблиц Excel. Это затрудняет поиск информации, контроль выполнения заказов и получение статистики по работе организации.</w:t>
+        <w:t>Актуальность данной темы обусловлена необходимостью автоматизации деятельности сервисных центров по ремонту компьютерной техники. Во многих организациях учёт клиентов, оборудования и ремонтов ведётся вручную или с использованием электронных таблиц, что усложняет поиск информации, контроль выполнения заказов и получение статистических данных.</w:t>
       </w:r>
     </w:p>
     <w:p>
       <w:pPr>
         <w:rPr>
           <w:rFonts w:ascii="Times New Roman" w:hAnsi="Times New Roman" w:cs="Times New Roman"/>
-          <w:sz w:val="28"/>
-          <w:szCs w:val="28"/>
-        </w:rPr>
-      </w:pPr>
-      <w:r>
-        <w:rPr>
-          <w:rFonts w:ascii="Times New Roman" w:hAnsi="Times New Roman" w:cs="Times New Roman"/>
-          <w:sz w:val="28"/>
-          <w:szCs w:val="28"/>
-        </w:rPr>
-        <w:t>В рамках дипломного проекта мной была разработана информационная система «</w:t>
-      </w:r>
-      <w:proofErr w:type="spellStart"/>
-      <w:r>
-        <w:rPr>
-          <w:rFonts w:ascii="Times New Roman" w:hAnsi="Times New Roman" w:cs="Times New Roman"/>
-          <w:sz w:val="28"/>
-          <w:szCs w:val="28"/>
-        </w:rPr>
-        <w:t>РемонтТех</w:t>
-      </w:r>
-      <w:proofErr w:type="spellEnd"/>
-      <w:r>
-        <w:rPr>
-          <w:rFonts w:ascii="Times New Roman" w:hAnsi="Times New Roman" w:cs="Times New Roman"/>
-          <w:sz w:val="28"/>
-          <w:szCs w:val="28"/>
-        </w:rPr>
-        <w:t>», предназначенная для автоматизации основных процессов сервисного центра: регистрации клиентов, учёта устройств, оформления заявок на ремонт, назначения мастеров, контроля статусов и формирования отчётности.</w:t>
+          <w:b/>
+          <w:bCs/>
+          <w:sz w:val="28"/>
+          <w:szCs w:val="28"/>
+        </w:rPr>
+      </w:pPr>
+      <w:r>
+        <w:rPr>
+          <w:rFonts w:ascii="Times New Roman" w:hAnsi="Times New Roman" w:cs="Times New Roman"/>
+          <w:b/>
+          <w:bCs/>
+          <w:sz w:val="28"/>
+          <w:szCs w:val="28"/>
+        </w:rPr>
+        <w:t>СЛАЙД 2. ЦЕЛЬ И ЗАДАЧИ</w:t>
       </w:r>
     </w:p>
     <w:p>
@@ -140,13 +126,101 @@
           <w:sz w:val="28"/>
           <w:szCs w:val="28"/>
         </w:rPr>
-        <w:t>Перейдём к цели и задачам работы.</w:t>
+        <w:t>Целью работы являлась разработка информационной системы для автоматизации управления ремонтами компьютерной техники.</w:t>
       </w:r>
     </w:p>
     <w:p>
       <w:pPr>
         <w:rPr>
           <w:rFonts w:ascii="Times New Roman" w:hAnsi="Times New Roman" w:cs="Times New Roman"/>
+          <w:sz w:val="28"/>
+          <w:szCs w:val="28"/>
+        </w:rPr>
+      </w:pPr>
+      <w:r>
+        <w:rPr>
+          <w:rFonts w:ascii="Times New Roman" w:hAnsi="Times New Roman" w:cs="Times New Roman"/>
+          <w:sz w:val="28"/>
+          <w:szCs w:val="28"/>
+        </w:rPr>
+        <w:t>Для достижения поставленной цели были определены следующие задачи:</w:t>
+      </w:r>
+    </w:p>
+    <w:p>
+      <w:pPr>
+        <w:rPr>
+          <w:rFonts w:ascii="Times New Roman" w:hAnsi="Times New Roman" w:cs="Times New Roman"/>
+          <w:sz w:val="28"/>
+          <w:szCs w:val="28"/>
+        </w:rPr>
+      </w:pPr>
+      <w:r>
+        <w:rPr>
+          <w:rFonts w:ascii="Times New Roman" w:hAnsi="Times New Roman" w:cs="Times New Roman"/>
+          <w:sz w:val="28"/>
+          <w:szCs w:val="28"/>
+        </w:rPr>
+        <w:t>– провести анализ предметной области и деятельности сервисного центра;</w:t>
+      </w:r>
+      <w:r>
+        <w:rPr>
+          <w:rFonts w:ascii="Times New Roman" w:hAnsi="Times New Roman" w:cs="Times New Roman"/>
+          <w:sz w:val="28"/>
+          <w:szCs w:val="28"/>
+        </w:rPr>
+        <w:br/>
+        <w:t>– определить основные сущности и их взаимосвязи;</w:t>
+      </w:r>
+      <w:r>
+        <w:rPr>
+          <w:rFonts w:ascii="Times New Roman" w:hAnsi="Times New Roman" w:cs="Times New Roman"/>
+          <w:sz w:val="28"/>
+          <w:szCs w:val="28"/>
+        </w:rPr>
+        <w:br/>
+        <w:t>– спроектировать базу данных;</w:t>
+      </w:r>
+      <w:r>
+        <w:rPr>
+          <w:rFonts w:ascii="Times New Roman" w:hAnsi="Times New Roman" w:cs="Times New Roman"/>
+          <w:sz w:val="28"/>
+          <w:szCs w:val="28"/>
+        </w:rPr>
+        <w:br/>
+        <w:t>– разработать программное обеспечение для управления ремонтами;</w:t>
+      </w:r>
+      <w:r>
+        <w:rPr>
+          <w:rFonts w:ascii="Times New Roman" w:hAnsi="Times New Roman" w:cs="Times New Roman"/>
+          <w:sz w:val="28"/>
+          <w:szCs w:val="28"/>
+        </w:rPr>
+        <w:br/>
+        <w:t>– реализовать механизмы поиска, учёта и обработки данных;</w:t>
+      </w:r>
+      <w:r>
+        <w:rPr>
+          <w:rFonts w:ascii="Times New Roman" w:hAnsi="Times New Roman" w:cs="Times New Roman"/>
+          <w:sz w:val="28"/>
+          <w:szCs w:val="28"/>
+        </w:rPr>
+        <w:br/>
+        <w:t>– разработать средства формирования отчётности;</w:t>
+      </w:r>
+      <w:r>
+        <w:rPr>
+          <w:rFonts w:ascii="Times New Roman" w:hAnsi="Times New Roman" w:cs="Times New Roman"/>
+          <w:sz w:val="28"/>
+          <w:szCs w:val="28"/>
+        </w:rPr>
+        <w:br/>
+        <w:t>– провести тестирование разработанной системы.</w:t>
+      </w:r>
+    </w:p>
+    <w:p>
+      <w:pPr>
+        <w:rPr>
+          <w:rFonts w:ascii="Times New Roman" w:hAnsi="Times New Roman" w:cs="Times New Roman"/>
           <w:b/>
           <w:bCs/>
           <w:sz w:val="28"/>
@@ -161,7 +235,7 @@
           <w:sz w:val="28"/>
           <w:szCs w:val="28"/>
         </w:rPr>
-        <w:t>СЛАЙД 2. ЦЕЛЬ И ЗАДАЧИ</w:t>
+        <w:t>СЛАЙД 3. ЛОГИЧЕСКАЯ СТРУКТУРА ПРОГРАММЫ</w:t>
       </w:r>
     </w:p>
     <w:p>
@@ -178,7 +252,7 @@
           <w:sz w:val="28"/>
           <w:szCs w:val="28"/>
         </w:rPr>
-        <w:t>Целью моей работы являлась разработка информационной системы для автоматизации управления ремонтами компьютерной техники.</w:t>
+        <w:t>На данном слайде представлена логическая структура разработанной системы.</w:t>
       </w:r>
     </w:p>
     <w:p>
@@ -195,7 +269,7 @@
           <w:sz w:val="28"/>
           <w:szCs w:val="28"/>
         </w:rPr>
-        <w:t>Для достижения этой цели была проведена работа по нескольким направлениям.</w:t>
+        <w:t>Программа построена по клиент-серверной архитектуре и состоит из нескольких взаимосвязанных модулей: пользовательского интерфейса, серверной части, базы данных, модуля авторизации и модуля формирования отчётности.</w:t>
       </w:r>
     </w:p>
     <w:p>
@@ -212,24 +286,37 @@
           <w:sz w:val="28"/>
           <w:szCs w:val="28"/>
         </w:rPr>
-        <w:t>Сначала был выполнен анализ деятельности сервисного центра и определены основные объекты системы: клиенты, устройства, мастера, заявки и пользователи.</w:t>
+        <w:t xml:space="preserve">Пользователь взаимодействует с системой через веб-интерфейс, сервер обрабатывает запросы и обеспечивает работу бизнес-логики, а база данных </w:t>
+      </w:r>
+      <w:r>
+        <w:rPr>
+          <w:rFonts w:ascii="Times New Roman" w:hAnsi="Times New Roman" w:cs="Times New Roman"/>
+          <w:sz w:val="28"/>
+          <w:szCs w:val="28"/>
+        </w:rPr>
+        <w:lastRenderedPageBreak/>
+        <w:t>осуществляет хранение всей информации о клиентах, устройствах и ремонтах.</w:t>
       </w:r>
     </w:p>
     <w:p>
       <w:pPr>
         <w:rPr>
           <w:rFonts w:ascii="Times New Roman" w:hAnsi="Times New Roman" w:cs="Times New Roman"/>
-          <w:sz w:val="28"/>
-          <w:szCs w:val="28"/>
-        </w:rPr>
-      </w:pPr>
-      <w:r>
-        <w:rPr>
-          <w:rFonts w:ascii="Times New Roman" w:hAnsi="Times New Roman" w:cs="Times New Roman"/>
-          <w:sz w:val="28"/>
-          <w:szCs w:val="28"/>
-        </w:rPr>
-        <w:t>После этого была спроектирована база данных, обеспечивающая хранение и взаимосвязь всей информации.</w:t>
+          <w:b/>
+          <w:bCs/>
+          <w:sz w:val="28"/>
+          <w:szCs w:val="28"/>
+        </w:rPr>
+      </w:pPr>
+      <w:r>
+        <w:rPr>
+          <w:rFonts w:ascii="Times New Roman" w:hAnsi="Times New Roman" w:cs="Times New Roman"/>
+          <w:b/>
+          <w:bCs/>
+          <w:sz w:val="28"/>
+          <w:szCs w:val="28"/>
+        </w:rPr>
+        <w:t>СЛАЙД 4. СКРИНШОТЫ ПРОГРАММЫ</w:t>
       </w:r>
     </w:p>
     <w:p>
@@ -246,7 +333,25 @@
           <w:sz w:val="28"/>
           <w:szCs w:val="28"/>
         </w:rPr>
-        <w:t>Далее был реализован основной функционал системы: создание, редактирование, удаление и поиск данных по всем сущностям.</w:t>
+        <w:t>Разработанный программный продукт «</w:t>
+      </w:r>
+      <w:proofErr w:type="spellStart"/>
+      <w:r>
+        <w:rPr>
+          <w:rFonts w:ascii="Times New Roman" w:hAnsi="Times New Roman" w:cs="Times New Roman"/>
+          <w:sz w:val="28"/>
+          <w:szCs w:val="28"/>
+        </w:rPr>
+        <w:t>РемонтТех</w:t>
+      </w:r>
+      <w:proofErr w:type="spellEnd"/>
+      <w:r>
+        <w:rPr>
+          <w:rFonts w:ascii="Times New Roman" w:hAnsi="Times New Roman" w:cs="Times New Roman"/>
+          <w:sz w:val="28"/>
+          <w:szCs w:val="28"/>
+        </w:rPr>
+        <w:t>» предназначен для автоматизации работы сервисных центров по ремонту компьютерной техники.</w:t>
       </w:r>
     </w:p>
     <w:p>
@@ -263,7 +368,7 @@
           <w:sz w:val="28"/>
           <w:szCs w:val="28"/>
         </w:rPr>
-        <w:t>Особое внимание было уделено процессу ремонта техники. Пользователь может зарегистрировать устройство клиента, создать заявку на ремонт, назначить мастера и отслеживать изменение статуса выполнения работ.</w:t>
+        <w:t>Программа позволяет вести учёт клиентов и устройств, оформлять заявки на ремонт, контролировать выполнение работ и формировать отчёты по деятельности организации.</w:t>
       </w:r>
     </w:p>
     <w:p>
@@ -280,8 +385,7 @@
           <w:sz w:val="28"/>
           <w:szCs w:val="28"/>
         </w:rPr>
-        <w:lastRenderedPageBreak/>
-        <w:t>Также были разработаны инструменты аналитики и отчётности, позволяющие получать статистическую и финансовую информацию по работе сервисного центра.</w:t>
+        <w:t>В приложении предусмотрены средства авторизации пользователей, разграничение прав доступа, поиск и фильтрация данных, а также инструменты анализа и статистики.</w:t>
       </w:r>
     </w:p>
     <w:p>
@@ -298,7 +402,7 @@
           <w:sz w:val="28"/>
           <w:szCs w:val="28"/>
         </w:rPr>
-        <w:t>После реализации функционала было проведено тестирование системы для проверки корректности её работы.</w:t>
+        <w:t>Более подробно функциональные возможности программы будут продемонстрированы во время показа разработанного программного продукта.</w:t>
       </w:r>
     </w:p>
     <w:p>
@@ -319,7 +423,7 @@
           <w:sz w:val="28"/>
           <w:szCs w:val="28"/>
         </w:rPr>
-        <w:t>СЛАЙД 3. ЛОГИЧЕСКАЯ СТРУКТУРА ПРОГРАММЫ</w:t>
+        <w:t>СЛАЙД 5. ЗАКЛЮЧЕНИЕ</w:t>
       </w:r>
     </w:p>
     <w:p>
@@ -336,7 +440,25 @@
           <w:sz w:val="28"/>
           <w:szCs w:val="28"/>
         </w:rPr>
-        <w:t>На данном слайде представлена логическая структура разработанной системы.</w:t>
+        <w:t>В результате выполнения дипломной работы была разработана информационная система «</w:t>
+      </w:r>
+      <w:proofErr w:type="spellStart"/>
+      <w:r>
+        <w:rPr>
+          <w:rFonts w:ascii="Times New Roman" w:hAnsi="Times New Roman" w:cs="Times New Roman"/>
+          <w:sz w:val="28"/>
+          <w:szCs w:val="28"/>
+        </w:rPr>
+        <w:t>РемонтТех</w:t>
+      </w:r>
+      <w:proofErr w:type="spellEnd"/>
+      <w:r>
+        <w:rPr>
+          <w:rFonts w:ascii="Times New Roman" w:hAnsi="Times New Roman" w:cs="Times New Roman"/>
+          <w:sz w:val="28"/>
+          <w:szCs w:val="28"/>
+        </w:rPr>
+        <w:t>», предназначенная для автоматизации работы сервисных центров по ремонту компьютерной техники.</w:t>
       </w:r>
     </w:p>
     <w:p>
@@ -353,7 +475,7 @@
           <w:sz w:val="28"/>
           <w:szCs w:val="28"/>
         </w:rPr>
-        <w:t>Приложение построено по клиент-серверной архитектуре.</w:t>
+        <w:t>Разработанное приложение обеспечивает централизованное хранение информации о клиентах, устройствах и ремонтах, упрощает работу сотрудников и повышает эффективность управления процессами обслуживания техники.</w:t>
       </w:r>
     </w:p>
     <w:p>
@@ -370,25 +492,7 @@
           <w:sz w:val="28"/>
           <w:szCs w:val="28"/>
         </w:rPr>
-        <w:t xml:space="preserve">Пользователь взаимодействует с системой через веб-интерфейс, разработанный с использованием HTML, CSS, JavaScript и </w:t>
-      </w:r>
-      <w:proofErr w:type="spellStart"/>
-      <w:r>
-        <w:rPr>
-          <w:rFonts w:ascii="Times New Roman" w:hAnsi="Times New Roman" w:cs="Times New Roman"/>
-          <w:sz w:val="28"/>
-          <w:szCs w:val="28"/>
-        </w:rPr>
-        <w:t>Bootstrap</w:t>
-      </w:r>
-      <w:proofErr w:type="spellEnd"/>
-      <w:r>
-        <w:rPr>
-          <w:rFonts w:ascii="Times New Roman" w:hAnsi="Times New Roman" w:cs="Times New Roman"/>
-          <w:sz w:val="28"/>
-          <w:szCs w:val="28"/>
-        </w:rPr>
-        <w:t>.</w:t>
+        <w:t>Поставленная цель была достигнута, все задачи, определённые в рамках дипломной работы, выполнены в полном объёме.</w:t>
       </w:r>
     </w:p>
     <w:p>
@@ -405,43 +509,7 @@
           <w:sz w:val="28"/>
           <w:szCs w:val="28"/>
         </w:rPr>
-        <w:t xml:space="preserve">Все действия пользователя передаются на серверную часть, реализованную на </w:t>
-      </w:r>
-      <w:proofErr w:type="spellStart"/>
-      <w:r>
-        <w:rPr>
-          <w:rFonts w:ascii="Times New Roman" w:hAnsi="Times New Roman" w:cs="Times New Roman"/>
-          <w:sz w:val="28"/>
-          <w:szCs w:val="28"/>
-        </w:rPr>
-        <w:t>FastAPI</w:t>
-      </w:r>
-      <w:proofErr w:type="spellEnd"/>
-      <w:r>
-        <w:rPr>
-          <w:rFonts w:ascii="Times New Roman" w:hAnsi="Times New Roman" w:cs="Times New Roman"/>
-          <w:sz w:val="28"/>
-          <w:szCs w:val="28"/>
-        </w:rPr>
-        <w:t xml:space="preserve">. Сервер обрабатывает запросы, выполняет бизнес-логику и взаимодействует с базой данных через ORM </w:t>
-      </w:r>
-      <w:proofErr w:type="spellStart"/>
-      <w:r>
-        <w:rPr>
-          <w:rFonts w:ascii="Times New Roman" w:hAnsi="Times New Roman" w:cs="Times New Roman"/>
-          <w:sz w:val="28"/>
-          <w:szCs w:val="28"/>
-        </w:rPr>
-        <w:t>SQLAlchemy</w:t>
-      </w:r>
-      <w:proofErr w:type="spellEnd"/>
-      <w:r>
-        <w:rPr>
-          <w:rFonts w:ascii="Times New Roman" w:hAnsi="Times New Roman" w:cs="Times New Roman"/>
-          <w:sz w:val="28"/>
-          <w:szCs w:val="28"/>
-        </w:rPr>
-        <w:t>.</w:t>
+        <w:t>Программный продукт протестирован, является полностью работоспособным и готов к практическому использованию.</w:t>
       </w:r>
     </w:p>
     <w:p>
@@ -458,7 +526,7 @@
           <w:sz w:val="28"/>
           <w:szCs w:val="28"/>
         </w:rPr>
-        <w:t>В базе данных хранится информация о клиентах, устройствах, мастерах, заявках и пользователях системы.</w:t>
+        <w:t>Доклад окончен.</w:t>
       </w:r>
     </w:p>
     <w:p>
@@ -475,411 +543,10 @@
           <w:sz w:val="28"/>
           <w:szCs w:val="28"/>
         </w:rPr>
-        <w:t>Дополнительно реализованы модули аутентификации, аналитики и формирования отчётов.</w:t>
+        <w:t>Разрешите продемонстрировать программный продукт?</w:t>
       </w:r>
     </w:p>
-    <w:p>
-      <w:pPr>
-        <w:rPr>
-          <w:rFonts w:ascii="Times New Roman" w:hAnsi="Times New Roman" w:cs="Times New Roman"/>
-          <w:sz w:val="28"/>
-          <w:szCs w:val="28"/>
-        </w:rPr>
-      </w:pPr>
-      <w:r>
-        <w:rPr>
-          <w:rFonts w:ascii="Times New Roman" w:hAnsi="Times New Roman" w:cs="Times New Roman"/>
-          <w:sz w:val="28"/>
-          <w:szCs w:val="28"/>
-        </w:rPr>
-        <w:t>Для удобства работы пользователей во всех основных разделах реализованы CRUD-операции, поиск и фильтрация данных.</w:t>
-      </w:r>
-    </w:p>
-    <w:p>
-      <w:pPr>
-        <w:rPr>
-          <w:rFonts w:ascii="Times New Roman" w:hAnsi="Times New Roman" w:cs="Times New Roman"/>
-          <w:sz w:val="28"/>
-          <w:szCs w:val="28"/>
-        </w:rPr>
-      </w:pPr>
-      <w:r>
-        <w:rPr>
-          <w:rFonts w:ascii="Times New Roman" w:hAnsi="Times New Roman" w:cs="Times New Roman"/>
-          <w:sz w:val="28"/>
-          <w:szCs w:val="28"/>
-        </w:rPr>
-        <w:t>Также в системе предусмотрена ролевая модель доступа.</w:t>
-      </w:r>
-    </w:p>
-    <w:p>
-      <w:pPr>
-        <w:rPr>
-          <w:rFonts w:ascii="Times New Roman" w:hAnsi="Times New Roman" w:cs="Times New Roman"/>
-          <w:sz w:val="28"/>
-          <w:szCs w:val="28"/>
-        </w:rPr>
-      </w:pPr>
-      <w:r>
-        <w:rPr>
-          <w:rFonts w:ascii="Times New Roman" w:hAnsi="Times New Roman" w:cs="Times New Roman"/>
-          <w:sz w:val="28"/>
-          <w:szCs w:val="28"/>
-        </w:rPr>
-        <w:t>Администратор имеет полный доступ ко всем функциям программы, менеджер работает с клиентами и заявками, а мастер может просматривать и изменять только назначенные ему ремонты.</w:t>
-      </w:r>
-    </w:p>
-    <w:p>
-      <w:pPr>
-        <w:rPr>
-          <w:rFonts w:ascii="Times New Roman" w:hAnsi="Times New Roman" w:cs="Times New Roman"/>
-          <w:sz w:val="28"/>
-          <w:szCs w:val="28"/>
-        </w:rPr>
-      </w:pPr>
-      <w:r>
-        <w:rPr>
-          <w:rFonts w:ascii="Times New Roman" w:hAnsi="Times New Roman" w:cs="Times New Roman"/>
-          <w:sz w:val="28"/>
-          <w:szCs w:val="28"/>
-        </w:rPr>
-        <w:t>Такая архитектура обеспечивает удобство использования, безопасность и возможность дальнейшего расширения системы.</w:t>
-      </w:r>
-    </w:p>
-    <w:p>
-      <w:pPr>
-        <w:rPr>
-          <w:rFonts w:ascii="Times New Roman" w:hAnsi="Times New Roman" w:cs="Times New Roman"/>
-          <w:b/>
-          <w:bCs/>
-          <w:sz w:val="28"/>
-          <w:szCs w:val="28"/>
-        </w:rPr>
-      </w:pPr>
-      <w:r>
-        <w:rPr>
-          <w:rFonts w:ascii="Times New Roman" w:hAnsi="Times New Roman" w:cs="Times New Roman"/>
-          <w:b/>
-          <w:bCs/>
-          <w:sz w:val="28"/>
-          <w:szCs w:val="28"/>
-        </w:rPr>
-        <w:t>СЛАЙД 4. ДЕМОНСТРАЦИЯ ПРОГРАММЫ</w:t>
-      </w:r>
-    </w:p>
-    <w:p>
-      <w:pPr>
-        <w:rPr>
-          <w:rFonts w:ascii="Times New Roman" w:hAnsi="Times New Roman" w:cs="Times New Roman"/>
-          <w:sz w:val="28"/>
-          <w:szCs w:val="28"/>
-        </w:rPr>
-      </w:pPr>
-      <w:r>
-        <w:rPr>
-          <w:rFonts w:ascii="Times New Roman" w:hAnsi="Times New Roman" w:cs="Times New Roman"/>
-          <w:sz w:val="28"/>
-          <w:szCs w:val="28"/>
-        </w:rPr>
-        <w:t>На данном слайде представлены основные возможности разработанного программного продукта.</w:t>
-      </w:r>
-    </w:p>
-    <w:p>
-      <w:pPr>
-        <w:rPr>
-          <w:rFonts w:ascii="Times New Roman" w:hAnsi="Times New Roman" w:cs="Times New Roman"/>
-          <w:sz w:val="28"/>
-          <w:szCs w:val="28"/>
-        </w:rPr>
-      </w:pPr>
-      <w:r>
-        <w:rPr>
-          <w:rFonts w:ascii="Times New Roman" w:hAnsi="Times New Roman" w:cs="Times New Roman"/>
-          <w:sz w:val="28"/>
-          <w:szCs w:val="28"/>
-        </w:rPr>
-        <w:t>Система позволяет вести учёт клиентов и принадлежащих им устройств.</w:t>
-      </w:r>
-    </w:p>
-    <w:p>
-      <w:pPr>
-        <w:rPr>
-          <w:rFonts w:ascii="Times New Roman" w:hAnsi="Times New Roman" w:cs="Times New Roman"/>
-          <w:sz w:val="28"/>
-          <w:szCs w:val="28"/>
-        </w:rPr>
-      </w:pPr>
-      <w:r>
-        <w:rPr>
-          <w:rFonts w:ascii="Times New Roman" w:hAnsi="Times New Roman" w:cs="Times New Roman"/>
-          <w:sz w:val="28"/>
-          <w:szCs w:val="28"/>
-        </w:rPr>
-        <w:lastRenderedPageBreak/>
-        <w:t>Для каждого устройства можно создавать заявки на ремонт, указывать неисправность, стоимость работ, назначать мастера и контролировать выполнение заказа.</w:t>
-      </w:r>
-    </w:p>
-    <w:p>
-      <w:pPr>
-        <w:rPr>
-          <w:rFonts w:ascii="Times New Roman" w:hAnsi="Times New Roman" w:cs="Times New Roman"/>
-          <w:sz w:val="28"/>
-          <w:szCs w:val="28"/>
-        </w:rPr>
-      </w:pPr>
-      <w:r>
-        <w:rPr>
-          <w:rFonts w:ascii="Times New Roman" w:hAnsi="Times New Roman" w:cs="Times New Roman"/>
-          <w:sz w:val="28"/>
-          <w:szCs w:val="28"/>
-        </w:rPr>
-        <w:t>В процессе работы статус заявки может изменяться. При этом система автоматически обновляет состояние устройства на основании последнего ремонта, благодаря чему сотрудники всегда видят актуальную информацию.</w:t>
-      </w:r>
-    </w:p>
-    <w:p>
-      <w:pPr>
-        <w:rPr>
-          <w:rFonts w:ascii="Times New Roman" w:hAnsi="Times New Roman" w:cs="Times New Roman"/>
-          <w:sz w:val="28"/>
-          <w:szCs w:val="28"/>
-        </w:rPr>
-      </w:pPr>
-      <w:r>
-        <w:rPr>
-          <w:rFonts w:ascii="Times New Roman" w:hAnsi="Times New Roman" w:cs="Times New Roman"/>
-          <w:sz w:val="28"/>
-          <w:szCs w:val="28"/>
-        </w:rPr>
-        <w:t>Для ускорения работы реализованы поиск и фильтрация данных по различным параметрам.</w:t>
-      </w:r>
-    </w:p>
-    <w:p>
-      <w:pPr>
-        <w:rPr>
-          <w:rFonts w:ascii="Times New Roman" w:hAnsi="Times New Roman" w:cs="Times New Roman"/>
-          <w:sz w:val="28"/>
-          <w:szCs w:val="28"/>
-        </w:rPr>
-      </w:pPr>
-      <w:r>
-        <w:rPr>
-          <w:rFonts w:ascii="Times New Roman" w:hAnsi="Times New Roman" w:cs="Times New Roman"/>
-          <w:sz w:val="28"/>
-          <w:szCs w:val="28"/>
-        </w:rPr>
-        <w:t>На главной странице отображается оперативная статистика: количество заявок, активные ремонты, готовые устройства и среднее время выполнения работ.</w:t>
-      </w:r>
-    </w:p>
-    <w:p>
-      <w:pPr>
-        <w:rPr>
-          <w:rFonts w:ascii="Times New Roman" w:hAnsi="Times New Roman" w:cs="Times New Roman"/>
-          <w:sz w:val="28"/>
-          <w:szCs w:val="28"/>
-        </w:rPr>
-      </w:pPr>
-      <w:r>
-        <w:rPr>
-          <w:rFonts w:ascii="Times New Roman" w:hAnsi="Times New Roman" w:cs="Times New Roman"/>
-          <w:sz w:val="28"/>
-          <w:szCs w:val="28"/>
-        </w:rPr>
-        <w:t>Кроме того, система строит графики и диаграммы, позволяющие анализировать загрузку сервисного центра.</w:t>
-      </w:r>
-    </w:p>
-    <w:p>
-      <w:pPr>
-        <w:rPr>
-          <w:rFonts w:ascii="Times New Roman" w:hAnsi="Times New Roman" w:cs="Times New Roman"/>
-          <w:sz w:val="28"/>
-          <w:szCs w:val="28"/>
-        </w:rPr>
-      </w:pPr>
-      <w:r>
-        <w:rPr>
-          <w:rFonts w:ascii="Times New Roman" w:hAnsi="Times New Roman" w:cs="Times New Roman"/>
-          <w:sz w:val="28"/>
-          <w:szCs w:val="28"/>
-        </w:rPr>
-        <w:t>На отдельной странице отчётов формируются финансовые показатели, включая выручку, расходы на запчасти, чистую прибыль и статистику работы мастеров.</w:t>
-      </w:r>
-    </w:p>
-    <w:p>
-      <w:pPr>
-        <w:rPr>
-          <w:rFonts w:ascii="Times New Roman" w:hAnsi="Times New Roman" w:cs="Times New Roman"/>
-          <w:sz w:val="28"/>
-          <w:szCs w:val="28"/>
-        </w:rPr>
-      </w:pPr>
-      <w:r>
-        <w:rPr>
-          <w:rFonts w:ascii="Times New Roman" w:hAnsi="Times New Roman" w:cs="Times New Roman"/>
-          <w:sz w:val="28"/>
-          <w:szCs w:val="28"/>
-        </w:rPr>
-        <w:t xml:space="preserve">Также реализованы механизмы безопасности: авторизация пользователей, разграничение прав доступа и хранение паролей в зашифрованном виде с использованием алгоритма </w:t>
-      </w:r>
-      <w:proofErr w:type="spellStart"/>
-      <w:r>
-        <w:rPr>
-          <w:rFonts w:ascii="Times New Roman" w:hAnsi="Times New Roman" w:cs="Times New Roman"/>
-          <w:sz w:val="28"/>
-          <w:szCs w:val="28"/>
-        </w:rPr>
-        <w:t>bcrypt</w:t>
-      </w:r>
-      <w:proofErr w:type="spellEnd"/>
-      <w:r>
-        <w:rPr>
-          <w:rFonts w:ascii="Times New Roman" w:hAnsi="Times New Roman" w:cs="Times New Roman"/>
-          <w:sz w:val="28"/>
-          <w:szCs w:val="28"/>
-        </w:rPr>
-        <w:t>.</w:t>
-      </w:r>
-    </w:p>
-    <w:p>
-      <w:pPr>
-        <w:rPr>
-          <w:rFonts w:ascii="Times New Roman" w:hAnsi="Times New Roman" w:cs="Times New Roman"/>
-          <w:b/>
-          <w:bCs/>
-          <w:sz w:val="28"/>
-          <w:szCs w:val="28"/>
-        </w:rPr>
-      </w:pPr>
-      <w:r>
-        <w:rPr>
-          <w:rFonts w:ascii="Times New Roman" w:hAnsi="Times New Roman" w:cs="Times New Roman"/>
-          <w:b/>
-          <w:bCs/>
-          <w:sz w:val="28"/>
-          <w:szCs w:val="28"/>
-        </w:rPr>
-        <w:t>СЛАЙД 5. ЗАКЛЮЧЕНИЕ</w:t>
-      </w:r>
-    </w:p>
-    <w:p>
-      <w:pPr>
-        <w:rPr>
-          <w:rFonts w:ascii="Times New Roman" w:hAnsi="Times New Roman" w:cs="Times New Roman"/>
-          <w:sz w:val="28"/>
-          <w:szCs w:val="28"/>
-        </w:rPr>
-      </w:pPr>
-      <w:r>
-        <w:rPr>
-          <w:rFonts w:ascii="Times New Roman" w:hAnsi="Times New Roman" w:cs="Times New Roman"/>
-          <w:sz w:val="28"/>
-          <w:szCs w:val="28"/>
-        </w:rPr>
-        <w:t>В результате выполнения дипломной работы была разработана информационная система «</w:t>
-      </w:r>
-      <w:proofErr w:type="spellStart"/>
-      <w:r>
-        <w:rPr>
-          <w:rFonts w:ascii="Times New Roman" w:hAnsi="Times New Roman" w:cs="Times New Roman"/>
-          <w:sz w:val="28"/>
-          <w:szCs w:val="28"/>
-        </w:rPr>
-        <w:t>РемонтТех</w:t>
-      </w:r>
-      <w:proofErr w:type="spellEnd"/>
-      <w:r>
-        <w:rPr>
-          <w:rFonts w:ascii="Times New Roman" w:hAnsi="Times New Roman" w:cs="Times New Roman"/>
-          <w:sz w:val="28"/>
-          <w:szCs w:val="28"/>
-        </w:rPr>
-        <w:t>», предназначенная для автоматизации работы сервисных центров по ремонту компьютерной техники.</w:t>
-      </w:r>
-    </w:p>
-    <w:p>
-      <w:pPr>
-        <w:rPr>
-          <w:rFonts w:ascii="Times New Roman" w:hAnsi="Times New Roman" w:cs="Times New Roman"/>
-          <w:sz w:val="28"/>
-          <w:szCs w:val="28"/>
-        </w:rPr>
-      </w:pPr>
-      <w:r>
-        <w:rPr>
-          <w:rFonts w:ascii="Times New Roman" w:hAnsi="Times New Roman" w:cs="Times New Roman"/>
-          <w:sz w:val="28"/>
-          <w:szCs w:val="28"/>
-        </w:rPr>
-        <w:t>Разработанное приложение позволяет организовать централизованное хранение данных о клиентах, устройствах и ремонтах, ускоряет работу сотрудников и предоставляет инструменты для анализа деятельности организации.</w:t>
-      </w:r>
-    </w:p>
-    <w:p>
-      <w:pPr>
-        <w:rPr>
-          <w:rFonts w:ascii="Times New Roman" w:hAnsi="Times New Roman" w:cs="Times New Roman"/>
-          <w:sz w:val="28"/>
-          <w:szCs w:val="28"/>
-        </w:rPr>
-      </w:pPr>
-      <w:r>
-        <w:rPr>
-          <w:rFonts w:ascii="Times New Roman" w:hAnsi="Times New Roman" w:cs="Times New Roman"/>
-          <w:sz w:val="28"/>
-          <w:szCs w:val="28"/>
-        </w:rPr>
-        <w:t>Поставленная цель была достигнута, все задачи, определённые в рамках дипломной работы, были выполнены в полном объёме.</w:t>
-      </w:r>
-    </w:p>
-    <w:p>
-      <w:pPr>
-        <w:rPr>
-          <w:rFonts w:ascii="Times New Roman" w:hAnsi="Times New Roman" w:cs="Times New Roman"/>
-          <w:sz w:val="28"/>
-          <w:szCs w:val="28"/>
-        </w:rPr>
-      </w:pPr>
-      <w:r>
-        <w:rPr>
-          <w:rFonts w:ascii="Times New Roman" w:hAnsi="Times New Roman" w:cs="Times New Roman"/>
-          <w:sz w:val="28"/>
-          <w:szCs w:val="28"/>
-        </w:rPr>
-        <w:t>Программный продукт протестирован, является работоспособным и готов к практическому использованию.</w:t>
-      </w:r>
-    </w:p>
-    <w:p>
-      <w:pPr>
-        <w:rPr>
-          <w:rFonts w:ascii="Times New Roman" w:hAnsi="Times New Roman" w:cs="Times New Roman"/>
-          <w:sz w:val="28"/>
-          <w:szCs w:val="28"/>
-        </w:rPr>
-      </w:pPr>
-      <w:r>
-        <w:rPr>
-          <w:rFonts w:ascii="Times New Roman" w:hAnsi="Times New Roman" w:cs="Times New Roman"/>
-          <w:sz w:val="28"/>
-          <w:szCs w:val="28"/>
-        </w:rPr>
-        <w:t>Доклад окончен.</w:t>
-      </w:r>
-    </w:p>
-    <w:p>
-      <w:pPr>
-        <w:rPr>
-          <w:rFonts w:ascii="Times New Roman" w:hAnsi="Times New Roman" w:cs="Times New Roman"/>
-          <w:sz w:val="28"/>
-          <w:szCs w:val="28"/>
-        </w:rPr>
-      </w:pPr>
-      <w:r>
-        <w:rPr>
-          <w:rFonts w:ascii="Times New Roman" w:hAnsi="Times New Roman" w:cs="Times New Roman"/>
-          <w:sz w:val="28"/>
-          <w:szCs w:val="28"/>
-        </w:rPr>
-        <w:t>Разрешите продемонстрировать работу программного продукта?</w:t>
-      </w:r>
-    </w:p>
+    <w:p/>
     <w:sectPr>
       <w:pgSz w:w="11906" w:h="16838"/>
       <w:pgMar w:top="1134" w:right="850" w:bottom="1134" w:left="1701" w:header="708" w:footer="708" w:gutter="0"/>
@@ -2186,7 +1853,6 @@
   <w:style w:type="character" w:default="1" w:styleId="a0">
     <w:name w:val="Default Paragraph Font"/>
     <w:uiPriority w:val="1"/>
-    <w:semiHidden/>
     <w:unhideWhenUsed/>
   </w:style>
   <w:style w:type="table" w:default="1" w:styleId="a1">

--- a/Текст для презентации.docx
+++ b/Текст для презентации.docx
@@ -20,45 +20,48 @@
           <w:sz w:val="28"/>
           <w:szCs w:val="28"/>
         </w:rPr>
-        <w:t>СЛАЙД 1. ТИТУЛЬНЫЙ</w:t>
-      </w:r>
-    </w:p>
-    <w:p>
-      <w:pPr>
-        <w:rPr>
-          <w:rFonts w:ascii="Times New Roman" w:hAnsi="Times New Roman" w:cs="Times New Roman"/>
-          <w:sz w:val="28"/>
-          <w:szCs w:val="28"/>
-        </w:rPr>
-      </w:pPr>
-      <w:r>
-        <w:rPr>
-          <w:rFonts w:ascii="Times New Roman" w:hAnsi="Times New Roman" w:cs="Times New Roman"/>
-          <w:sz w:val="28"/>
-          <w:szCs w:val="28"/>
-        </w:rPr>
-        <w:t>Здравствуйте, уважаемая комиссия.</w:t>
-      </w:r>
-    </w:p>
-    <w:p>
-      <w:pPr>
-        <w:rPr>
-          <w:rFonts w:ascii="Times New Roman" w:hAnsi="Times New Roman" w:cs="Times New Roman"/>
-          <w:sz w:val="28"/>
-          <w:szCs w:val="28"/>
-        </w:rPr>
-      </w:pPr>
-      <w:r>
-        <w:rPr>
-          <w:rFonts w:ascii="Times New Roman" w:hAnsi="Times New Roman" w:cs="Times New Roman"/>
-          <w:sz w:val="28"/>
-          <w:szCs w:val="28"/>
-        </w:rPr>
-        <w:t>Я, Марин Виктор Витальевич, студент группы ИСП-21, обучаюсь по специальности «Информационные системы и программирование». К защите дипломной работы готов, разрешите приступить.</w:t>
-      </w:r>
-    </w:p>
-    <w:p>
-      <w:pPr>
+        <w:t>Слайд 1. Титульный</w:t>
+      </w:r>
+    </w:p>
+    <w:p>
+      <w:pPr>
+        <w:spacing w:line="240" w:lineRule="auto"/>
+        <w:rPr>
+          <w:rFonts w:ascii="Times New Roman" w:hAnsi="Times New Roman" w:cs="Times New Roman"/>
+          <w:sz w:val="28"/>
+          <w:szCs w:val="28"/>
+        </w:rPr>
+      </w:pPr>
+      <w:r>
+        <w:rPr>
+          <w:rFonts w:ascii="Times New Roman" w:hAnsi="Times New Roman" w:cs="Times New Roman"/>
+          <w:sz w:val="28"/>
+          <w:szCs w:val="28"/>
+        </w:rPr>
+        <w:t>Здравствуйте, уважаемая комиссия!</w:t>
+      </w:r>
+    </w:p>
+    <w:p>
+      <w:pPr>
+        <w:spacing w:line="240" w:lineRule="auto"/>
+        <w:rPr>
+          <w:rFonts w:ascii="Times New Roman" w:hAnsi="Times New Roman" w:cs="Times New Roman"/>
+          <w:sz w:val="28"/>
+          <w:szCs w:val="28"/>
+        </w:rPr>
+      </w:pPr>
+      <w:r>
+        <w:rPr>
+          <w:rFonts w:ascii="Times New Roman" w:hAnsi="Times New Roman" w:cs="Times New Roman"/>
+          <w:sz w:val="28"/>
+          <w:szCs w:val="28"/>
+        </w:rPr>
+        <w:t>Я, Марин Виктор Васильевич, студент группы ИСП-21, обучаюсь по специальности «Информационные системы и программирование». К защите дипломной работы готов, разрешите приступить.</w:t>
+      </w:r>
+    </w:p>
+    <w:p>
+      <w:pPr>
+        <w:spacing w:line="240" w:lineRule="auto"/>
         <w:rPr>
           <w:rFonts w:ascii="Times New Roman" w:hAnsi="Times New Roman" w:cs="Times New Roman"/>
           <w:sz w:val="28"/>
@@ -76,19 +79,20 @@
     </w:p>
     <w:p>
       <w:pPr>
-        <w:rPr>
-          <w:rFonts w:ascii="Times New Roman" w:hAnsi="Times New Roman" w:cs="Times New Roman"/>
-          <w:sz w:val="28"/>
-          <w:szCs w:val="28"/>
-        </w:rPr>
-      </w:pPr>
-      <w:r>
-        <w:rPr>
-          <w:rFonts w:ascii="Times New Roman" w:hAnsi="Times New Roman" w:cs="Times New Roman"/>
-          <w:sz w:val="28"/>
-          <w:szCs w:val="28"/>
-        </w:rPr>
-        <w:t>Актуальность данной темы обусловлена необходимостью автоматизации деятельности сервисных центров по ремонту компьютерной техники. Во многих организациях учёт клиентов, оборудования и ремонтов ведётся вручную или с использованием электронных таблиц, что усложняет поиск информации, контроль выполнения заказов и получение статистических данных.</w:t>
+        <w:spacing w:line="240" w:lineRule="auto"/>
+        <w:rPr>
+          <w:rFonts w:ascii="Times New Roman" w:hAnsi="Times New Roman" w:cs="Times New Roman"/>
+          <w:sz w:val="28"/>
+          <w:szCs w:val="28"/>
+        </w:rPr>
+      </w:pPr>
+      <w:r>
+        <w:rPr>
+          <w:rFonts w:ascii="Times New Roman" w:hAnsi="Times New Roman" w:cs="Times New Roman"/>
+          <w:sz w:val="28"/>
+          <w:szCs w:val="28"/>
+        </w:rPr>
+        <w:t>Актуальность темы обусловлена тем, что многие сервисные центры до сих пор ведут учёт заявок, клиентов и ремонтов с помощью бумажных журналов или Excel-таблиц. Это приводит к потере данных, отсутствию прозрачности процессов и невозможности быстрого получения аналитики, что снижает эффективность работы предприятия.</w:t>
       </w:r>
     </w:p>
     <w:p>
@@ -109,11 +113,12 @@
           <w:sz w:val="28"/>
           <w:szCs w:val="28"/>
         </w:rPr>
-        <w:t>СЛАЙД 2. ЦЕЛЬ И ЗАДАЧИ</w:t>
-      </w:r>
-    </w:p>
-    <w:p>
-      <w:pPr>
+        <w:t>Слайд 2. Цель и задачи</w:t>
+      </w:r>
+    </w:p>
+    <w:p>
+      <w:pPr>
+        <w:spacing w:line="240" w:lineRule="auto"/>
         <w:rPr>
           <w:rFonts w:ascii="Times New Roman" w:hAnsi="Times New Roman" w:cs="Times New Roman"/>
           <w:sz w:val="28"/>
@@ -131,90 +136,170 @@
     </w:p>
     <w:p>
       <w:pPr>
-        <w:rPr>
-          <w:rFonts w:ascii="Times New Roman" w:hAnsi="Times New Roman" w:cs="Times New Roman"/>
-          <w:sz w:val="28"/>
-          <w:szCs w:val="28"/>
-        </w:rPr>
-      </w:pPr>
-      <w:r>
-        <w:rPr>
-          <w:rFonts w:ascii="Times New Roman" w:hAnsi="Times New Roman" w:cs="Times New Roman"/>
-          <w:sz w:val="28"/>
-          <w:szCs w:val="28"/>
-        </w:rPr>
-        <w:t>Для достижения поставленной цели были определены следующие задачи:</w:t>
-      </w:r>
-    </w:p>
-    <w:p>
-      <w:pPr>
-        <w:rPr>
-          <w:rFonts w:ascii="Times New Roman" w:hAnsi="Times New Roman" w:cs="Times New Roman"/>
-          <w:sz w:val="28"/>
-          <w:szCs w:val="28"/>
-        </w:rPr>
-      </w:pPr>
-      <w:r>
-        <w:rPr>
-          <w:rFonts w:ascii="Times New Roman" w:hAnsi="Times New Roman" w:cs="Times New Roman"/>
-          <w:sz w:val="28"/>
-          <w:szCs w:val="28"/>
-        </w:rPr>
-        <w:t>– провести анализ предметной области и деятельности сервисного центра;</w:t>
-      </w:r>
-      <w:r>
-        <w:rPr>
-          <w:rFonts w:ascii="Times New Roman" w:hAnsi="Times New Roman" w:cs="Times New Roman"/>
-          <w:sz w:val="28"/>
-          <w:szCs w:val="28"/>
-        </w:rPr>
-        <w:br/>
-        <w:t>– определить основные сущности и их взаимосвязи;</w:t>
-      </w:r>
-      <w:r>
-        <w:rPr>
-          <w:rFonts w:ascii="Times New Roman" w:hAnsi="Times New Roman" w:cs="Times New Roman"/>
-          <w:sz w:val="28"/>
-          <w:szCs w:val="28"/>
-        </w:rPr>
-        <w:br/>
-        <w:t>– спроектировать базу данных;</w:t>
-      </w:r>
-      <w:r>
-        <w:rPr>
-          <w:rFonts w:ascii="Times New Roman" w:hAnsi="Times New Roman" w:cs="Times New Roman"/>
-          <w:sz w:val="28"/>
-          <w:szCs w:val="28"/>
-        </w:rPr>
-        <w:br/>
-        <w:t>– разработать программное обеспечение для управления ремонтами;</w:t>
-      </w:r>
-      <w:r>
-        <w:rPr>
-          <w:rFonts w:ascii="Times New Roman" w:hAnsi="Times New Roman" w:cs="Times New Roman"/>
-          <w:sz w:val="28"/>
-          <w:szCs w:val="28"/>
-        </w:rPr>
-        <w:br/>
-        <w:t>– реализовать механизмы поиска, учёта и обработки данных;</w:t>
-      </w:r>
-      <w:r>
-        <w:rPr>
-          <w:rFonts w:ascii="Times New Roman" w:hAnsi="Times New Roman" w:cs="Times New Roman"/>
-          <w:sz w:val="28"/>
-          <w:szCs w:val="28"/>
-        </w:rPr>
-        <w:br/>
-        <w:t>– разработать средства формирования отчётности;</w:t>
-      </w:r>
-      <w:r>
-        <w:rPr>
-          <w:rFonts w:ascii="Times New Roman" w:hAnsi="Times New Roman" w:cs="Times New Roman"/>
-          <w:sz w:val="28"/>
-          <w:szCs w:val="28"/>
-        </w:rPr>
-        <w:br/>
-        <w:t>– провести тестирование разработанной системы.</w:t>
+        <w:spacing w:line="240" w:lineRule="auto"/>
+        <w:rPr>
+          <w:rFonts w:ascii="Times New Roman" w:hAnsi="Times New Roman" w:cs="Times New Roman"/>
+          <w:sz w:val="28"/>
+          <w:szCs w:val="28"/>
+        </w:rPr>
+      </w:pPr>
+      <w:r>
+        <w:rPr>
+          <w:rFonts w:ascii="Times New Roman" w:hAnsi="Times New Roman" w:cs="Times New Roman"/>
+          <w:sz w:val="28"/>
+          <w:szCs w:val="28"/>
+        </w:rPr>
+        <w:t>В соответствии с поставленной целью были определены следующие задачи:</w:t>
+      </w:r>
+    </w:p>
+    <w:p>
+      <w:pPr>
+        <w:numPr>
+          <w:ilvl w:val="0"/>
+          <w:numId w:val="6"/>
+        </w:numPr>
+        <w:spacing w:line="240" w:lineRule="auto"/>
+        <w:rPr>
+          <w:rFonts w:ascii="Times New Roman" w:hAnsi="Times New Roman" w:cs="Times New Roman"/>
+          <w:sz w:val="28"/>
+          <w:szCs w:val="28"/>
+        </w:rPr>
+      </w:pPr>
+      <w:r>
+        <w:rPr>
+          <w:rFonts w:ascii="Times New Roman" w:hAnsi="Times New Roman" w:cs="Times New Roman"/>
+          <w:sz w:val="28"/>
+          <w:szCs w:val="28"/>
+        </w:rPr>
+        <w:t>провести анализ предметной области сервисного центра;</w:t>
+      </w:r>
+    </w:p>
+    <w:p>
+      <w:pPr>
+        <w:numPr>
+          <w:ilvl w:val="0"/>
+          <w:numId w:val="6"/>
+        </w:numPr>
+        <w:spacing w:line="240" w:lineRule="auto"/>
+        <w:rPr>
+          <w:rFonts w:ascii="Times New Roman" w:hAnsi="Times New Roman" w:cs="Times New Roman"/>
+          <w:sz w:val="28"/>
+          <w:szCs w:val="28"/>
+        </w:rPr>
+      </w:pPr>
+      <w:r>
+        <w:rPr>
+          <w:rFonts w:ascii="Times New Roman" w:hAnsi="Times New Roman" w:cs="Times New Roman"/>
+          <w:sz w:val="28"/>
+          <w:szCs w:val="28"/>
+        </w:rPr>
+        <w:t>спроектировать структуру базы данных;</w:t>
+      </w:r>
+    </w:p>
+    <w:p>
+      <w:pPr>
+        <w:numPr>
+          <w:ilvl w:val="0"/>
+          <w:numId w:val="6"/>
+        </w:numPr>
+        <w:spacing w:line="240" w:lineRule="auto"/>
+        <w:rPr>
+          <w:rFonts w:ascii="Times New Roman" w:hAnsi="Times New Roman" w:cs="Times New Roman"/>
+          <w:sz w:val="28"/>
+          <w:szCs w:val="28"/>
+        </w:rPr>
+      </w:pPr>
+      <w:r>
+        <w:rPr>
+          <w:rFonts w:ascii="Times New Roman" w:hAnsi="Times New Roman" w:cs="Times New Roman"/>
+          <w:sz w:val="28"/>
+          <w:szCs w:val="28"/>
+        </w:rPr>
+        <w:t>реализовать CRUD-операции для всех сущностей;</w:t>
+      </w:r>
+    </w:p>
+    <w:p>
+      <w:pPr>
+        <w:numPr>
+          <w:ilvl w:val="0"/>
+          <w:numId w:val="6"/>
+        </w:numPr>
+        <w:spacing w:line="240" w:lineRule="auto"/>
+        <w:rPr>
+          <w:rFonts w:ascii="Times New Roman" w:hAnsi="Times New Roman" w:cs="Times New Roman"/>
+          <w:sz w:val="28"/>
+          <w:szCs w:val="28"/>
+        </w:rPr>
+      </w:pPr>
+      <w:r>
+        <w:rPr>
+          <w:rFonts w:ascii="Times New Roman" w:hAnsi="Times New Roman" w:cs="Times New Roman"/>
+          <w:sz w:val="28"/>
+          <w:szCs w:val="28"/>
+        </w:rPr>
+        <w:t>разработать учёт техники с привязкой к клиентам;</w:t>
+      </w:r>
+    </w:p>
+    <w:p>
+      <w:pPr>
+        <w:numPr>
+          <w:ilvl w:val="0"/>
+          <w:numId w:val="6"/>
+        </w:numPr>
+        <w:spacing w:line="240" w:lineRule="auto"/>
+        <w:rPr>
+          <w:rFonts w:ascii="Times New Roman" w:hAnsi="Times New Roman" w:cs="Times New Roman"/>
+          <w:sz w:val="28"/>
+          <w:szCs w:val="28"/>
+        </w:rPr>
+      </w:pPr>
+      <w:r>
+        <w:rPr>
+          <w:rFonts w:ascii="Times New Roman" w:hAnsi="Times New Roman" w:cs="Times New Roman"/>
+          <w:sz w:val="28"/>
+          <w:szCs w:val="28"/>
+        </w:rPr>
+        <w:t>реализовать управление заявками и мастерами;</w:t>
+      </w:r>
+    </w:p>
+    <w:p>
+      <w:pPr>
+        <w:numPr>
+          <w:ilvl w:val="0"/>
+          <w:numId w:val="6"/>
+        </w:numPr>
+        <w:spacing w:line="240" w:lineRule="auto"/>
+        <w:rPr>
+          <w:rFonts w:ascii="Times New Roman" w:hAnsi="Times New Roman" w:cs="Times New Roman"/>
+          <w:sz w:val="28"/>
+          <w:szCs w:val="28"/>
+        </w:rPr>
+      </w:pPr>
+      <w:r>
+        <w:rPr>
+          <w:rFonts w:ascii="Times New Roman" w:hAnsi="Times New Roman" w:cs="Times New Roman"/>
+          <w:sz w:val="28"/>
+          <w:szCs w:val="28"/>
+        </w:rPr>
+        <w:t>внедрить средства аналитики и провести тестирование системы.</w:t>
+      </w:r>
+    </w:p>
+    <w:p>
+      <w:pPr>
+        <w:spacing w:line="240" w:lineRule="auto"/>
+        <w:rPr>
+          <w:rFonts w:ascii="Times New Roman" w:hAnsi="Times New Roman" w:cs="Times New Roman"/>
+          <w:sz w:val="28"/>
+          <w:szCs w:val="28"/>
+        </w:rPr>
+      </w:pPr>
+      <w:r>
+        <w:rPr>
+          <w:rFonts w:ascii="Times New Roman" w:hAnsi="Times New Roman" w:cs="Times New Roman"/>
+          <w:sz w:val="28"/>
+          <w:szCs w:val="28"/>
+        </w:rPr>
+        <w:t>Все задачи были выполнены в полном объёме.</w:t>
       </w:r>
     </w:p>
     <w:p>
@@ -235,11 +320,12 @@
           <w:sz w:val="28"/>
           <w:szCs w:val="28"/>
         </w:rPr>
-        <w:t>СЛАЙД 3. ЛОГИЧЕСКАЯ СТРУКТУРА ПРОГРАММЫ</w:t>
-      </w:r>
-    </w:p>
-    <w:p>
-      <w:pPr>
+        <w:t>Слайд 3. Логическая структура программы</w:t>
+      </w:r>
+    </w:p>
+    <w:p>
+      <w:pPr>
+        <w:spacing w:line="240" w:lineRule="auto"/>
         <w:rPr>
           <w:rFonts w:ascii="Times New Roman" w:hAnsi="Times New Roman" w:cs="Times New Roman"/>
           <w:sz w:val="28"/>
@@ -257,37 +343,121 @@
     </w:p>
     <w:p>
       <w:pPr>
-        <w:rPr>
-          <w:rFonts w:ascii="Times New Roman" w:hAnsi="Times New Roman" w:cs="Times New Roman"/>
-          <w:sz w:val="28"/>
-          <w:szCs w:val="28"/>
-        </w:rPr>
-      </w:pPr>
-      <w:r>
-        <w:rPr>
-          <w:rFonts w:ascii="Times New Roman" w:hAnsi="Times New Roman" w:cs="Times New Roman"/>
-          <w:sz w:val="28"/>
-          <w:szCs w:val="28"/>
-        </w:rPr>
-        <w:t>Программа построена по клиент-серверной архитектуре и состоит из нескольких взаимосвязанных модулей: пользовательского интерфейса, серверной части, базы данных, модуля авторизации и модуля формирования отчётности.</w:t>
-      </w:r>
-    </w:p>
-    <w:p>
-      <w:pPr>
-        <w:rPr>
-          <w:rFonts w:ascii="Times New Roman" w:hAnsi="Times New Roman" w:cs="Times New Roman"/>
-          <w:sz w:val="28"/>
-          <w:szCs w:val="28"/>
-        </w:rPr>
-      </w:pPr>
-      <w:r>
-        <w:rPr>
-          <w:rFonts w:ascii="Times New Roman" w:hAnsi="Times New Roman" w:cs="Times New Roman"/>
-          <w:sz w:val="28"/>
-          <w:szCs w:val="28"/>
-        </w:rPr>
-        <w:t xml:space="preserve">Пользователь взаимодействует с системой через веб-интерфейс, сервер обрабатывает запросы и обеспечивает работу бизнес-логики, а база данных </w:t>
-      </w:r>
+        <w:spacing w:line="240" w:lineRule="auto"/>
+        <w:rPr>
+          <w:rFonts w:ascii="Times New Roman" w:hAnsi="Times New Roman" w:cs="Times New Roman"/>
+          <w:sz w:val="28"/>
+          <w:szCs w:val="28"/>
+        </w:rPr>
+      </w:pPr>
+      <w:r>
+        <w:rPr>
+          <w:rFonts w:ascii="Times New Roman" w:hAnsi="Times New Roman" w:cs="Times New Roman"/>
+          <w:sz w:val="28"/>
+          <w:szCs w:val="28"/>
+        </w:rPr>
+        <w:t>Программа построена по трёхуровневой клиент-серверной архитектуре и состоит из следующих модулей: управления клиентами, учёта техники, управления мастерами, управления заявками, модуля аналитики, а также модуля аутентификации и авторизации.</w:t>
+      </w:r>
+    </w:p>
+    <w:p>
+      <w:pPr>
+        <w:spacing w:line="240" w:lineRule="auto"/>
+        <w:rPr>
+          <w:rFonts w:ascii="Times New Roman" w:hAnsi="Times New Roman" w:cs="Times New Roman"/>
+          <w:sz w:val="28"/>
+          <w:szCs w:val="28"/>
+        </w:rPr>
+      </w:pPr>
+      <w:r>
+        <w:rPr>
+          <w:rFonts w:ascii="Times New Roman" w:hAnsi="Times New Roman" w:cs="Times New Roman"/>
+          <w:sz w:val="28"/>
+          <w:szCs w:val="28"/>
+        </w:rPr>
+        <w:t xml:space="preserve">Пользователь взаимодействует с системой через веб-интерфейс на HTML, CSS, JavaScript и </w:t>
+      </w:r>
+      <w:proofErr w:type="spellStart"/>
+      <w:r>
+        <w:rPr>
+          <w:rFonts w:ascii="Times New Roman" w:hAnsi="Times New Roman" w:cs="Times New Roman"/>
+          <w:sz w:val="28"/>
+          <w:szCs w:val="28"/>
+        </w:rPr>
+        <w:t>Bootstrap</w:t>
+      </w:r>
+      <w:proofErr w:type="spellEnd"/>
+      <w:r>
+        <w:rPr>
+          <w:rFonts w:ascii="Times New Roman" w:hAnsi="Times New Roman" w:cs="Times New Roman"/>
+          <w:sz w:val="28"/>
+          <w:szCs w:val="28"/>
+        </w:rPr>
+        <w:t xml:space="preserve"> 5. Клиент отправляет HTTP-запросы к серверному API на базе </w:t>
+      </w:r>
+      <w:proofErr w:type="spellStart"/>
+      <w:r>
+        <w:rPr>
+          <w:rFonts w:ascii="Times New Roman" w:hAnsi="Times New Roman" w:cs="Times New Roman"/>
+          <w:sz w:val="28"/>
+          <w:szCs w:val="28"/>
+        </w:rPr>
+        <w:t>FastAPI</w:t>
+      </w:r>
+      <w:proofErr w:type="spellEnd"/>
+      <w:r>
+        <w:rPr>
+          <w:rFonts w:ascii="Times New Roman" w:hAnsi="Times New Roman" w:cs="Times New Roman"/>
+          <w:sz w:val="28"/>
+          <w:szCs w:val="28"/>
+        </w:rPr>
+        <w:t xml:space="preserve">, который обрабатывает бизнес-логику и взаимодействует с базой данных </w:t>
+      </w:r>
+      <w:proofErr w:type="spellStart"/>
+      <w:r>
+        <w:rPr>
+          <w:rFonts w:ascii="Times New Roman" w:hAnsi="Times New Roman" w:cs="Times New Roman"/>
+          <w:sz w:val="28"/>
+          <w:szCs w:val="28"/>
+        </w:rPr>
+        <w:t>SQLite</w:t>
+      </w:r>
+      <w:proofErr w:type="spellEnd"/>
+      <w:r>
+        <w:rPr>
+          <w:rFonts w:ascii="Times New Roman" w:hAnsi="Times New Roman" w:cs="Times New Roman"/>
+          <w:sz w:val="28"/>
+          <w:szCs w:val="28"/>
+        </w:rPr>
+        <w:t xml:space="preserve"> через ORM </w:t>
+      </w:r>
+      <w:proofErr w:type="spellStart"/>
+      <w:r>
+        <w:rPr>
+          <w:rFonts w:ascii="Times New Roman" w:hAnsi="Times New Roman" w:cs="Times New Roman"/>
+          <w:sz w:val="28"/>
+          <w:szCs w:val="28"/>
+        </w:rPr>
+        <w:t>SQLAlchemy</w:t>
+      </w:r>
+      <w:proofErr w:type="spellEnd"/>
+      <w:r>
+        <w:rPr>
+          <w:rFonts w:ascii="Times New Roman" w:hAnsi="Times New Roman" w:cs="Times New Roman"/>
+          <w:sz w:val="28"/>
+          <w:szCs w:val="28"/>
+        </w:rPr>
+        <w:t xml:space="preserve">. </w:t>
+      </w:r>
+    </w:p>
+    <w:p>
+      <w:pPr>
+        <w:spacing w:line="240" w:lineRule="auto"/>
+        <w:rPr>
+          <w:rFonts w:ascii="Times New Roman" w:hAnsi="Times New Roman" w:cs="Times New Roman"/>
+          <w:sz w:val="28"/>
+          <w:szCs w:val="28"/>
+        </w:rPr>
+      </w:pPr>
       <w:r>
         <w:rPr>
           <w:rFonts w:ascii="Times New Roman" w:hAnsi="Times New Roman" w:cs="Times New Roman"/>
@@ -295,7 +465,43 @@
           <w:szCs w:val="28"/>
         </w:rPr>
         <w:lastRenderedPageBreak/>
-        <w:t>осуществляет хранение всей информации о клиентах, устройствах и ремонтах.</w:t>
+        <w:t xml:space="preserve">В системе реализовано разграничение прав доступа: администратор, менеджер и мастер имеют разные наборы функций. Пароли пользователей </w:t>
+      </w:r>
+      <w:proofErr w:type="spellStart"/>
+      <w:r>
+        <w:rPr>
+          <w:rFonts w:ascii="Times New Roman" w:hAnsi="Times New Roman" w:cs="Times New Roman"/>
+          <w:sz w:val="28"/>
+          <w:szCs w:val="28"/>
+        </w:rPr>
+        <w:t>хэшируются</w:t>
+      </w:r>
+      <w:proofErr w:type="spellEnd"/>
+      <w:r>
+        <w:rPr>
+          <w:rFonts w:ascii="Times New Roman" w:hAnsi="Times New Roman" w:cs="Times New Roman"/>
+          <w:sz w:val="28"/>
+          <w:szCs w:val="28"/>
+        </w:rPr>
+        <w:t xml:space="preserve"> алгоритмом </w:t>
+      </w:r>
+      <w:proofErr w:type="spellStart"/>
+      <w:r>
+        <w:rPr>
+          <w:rFonts w:ascii="Times New Roman" w:hAnsi="Times New Roman" w:cs="Times New Roman"/>
+          <w:sz w:val="28"/>
+          <w:szCs w:val="28"/>
+        </w:rPr>
+        <w:t>bcrypt</w:t>
+      </w:r>
+      <w:proofErr w:type="spellEnd"/>
+      <w:r>
+        <w:rPr>
+          <w:rFonts w:ascii="Times New Roman" w:hAnsi="Times New Roman" w:cs="Times New Roman"/>
+          <w:sz w:val="28"/>
+          <w:szCs w:val="28"/>
+        </w:rPr>
+        <w:t>, что обеспечивает безопасность данных.</w:t>
       </w:r>
     </w:p>
     <w:p>
@@ -316,11 +522,12 @@
           <w:sz w:val="28"/>
           <w:szCs w:val="28"/>
         </w:rPr>
-        <w:t>СЛАЙД 4. СКРИНШОТЫ ПРОГРАММЫ</w:t>
-      </w:r>
-    </w:p>
-    <w:p>
-      <w:pPr>
+        <w:t>Слайд 4. Пример интерфейса</w:t>
+      </w:r>
+    </w:p>
+    <w:p>
+      <w:pPr>
+        <w:spacing w:line="240" w:lineRule="auto"/>
         <w:rPr>
           <w:rFonts w:ascii="Times New Roman" w:hAnsi="Times New Roman" w:cs="Times New Roman"/>
           <w:sz w:val="28"/>
@@ -356,53 +563,166 @@
     </w:p>
     <w:p>
       <w:pPr>
-        <w:rPr>
-          <w:rFonts w:ascii="Times New Roman" w:hAnsi="Times New Roman" w:cs="Times New Roman"/>
-          <w:sz w:val="28"/>
-          <w:szCs w:val="28"/>
-        </w:rPr>
-      </w:pPr>
-      <w:r>
-        <w:rPr>
-          <w:rFonts w:ascii="Times New Roman" w:hAnsi="Times New Roman" w:cs="Times New Roman"/>
-          <w:sz w:val="28"/>
-          <w:szCs w:val="28"/>
-        </w:rPr>
-        <w:t>Программа позволяет вести учёт клиентов и устройств, оформлять заявки на ремонт, контролировать выполнение работ и формировать отчёты по деятельности организации.</w:t>
-      </w:r>
-    </w:p>
-    <w:p>
-      <w:pPr>
-        <w:rPr>
-          <w:rFonts w:ascii="Times New Roman" w:hAnsi="Times New Roman" w:cs="Times New Roman"/>
-          <w:sz w:val="28"/>
-          <w:szCs w:val="28"/>
-        </w:rPr>
-      </w:pPr>
-      <w:r>
-        <w:rPr>
-          <w:rFonts w:ascii="Times New Roman" w:hAnsi="Times New Roman" w:cs="Times New Roman"/>
-          <w:sz w:val="28"/>
-          <w:szCs w:val="28"/>
-        </w:rPr>
-        <w:t>В приложении предусмотрены средства авторизации пользователей, разграничение прав доступа, поиск и фильтрация данных, а также инструменты анализа и статистики.</w:t>
-      </w:r>
-    </w:p>
-    <w:p>
-      <w:pPr>
-        <w:rPr>
-          <w:rFonts w:ascii="Times New Roman" w:hAnsi="Times New Roman" w:cs="Times New Roman"/>
-          <w:sz w:val="28"/>
-          <w:szCs w:val="28"/>
-        </w:rPr>
-      </w:pPr>
-      <w:r>
-        <w:rPr>
-          <w:rFonts w:ascii="Times New Roman" w:hAnsi="Times New Roman" w:cs="Times New Roman"/>
-          <w:sz w:val="28"/>
-          <w:szCs w:val="28"/>
-        </w:rPr>
-        <w:t>Более подробно функциональные возможности программы будут продемонстрированы во время показа разработанного программного продукта.</w:t>
+        <w:spacing w:line="240" w:lineRule="auto"/>
+        <w:rPr>
+          <w:rFonts w:ascii="Times New Roman" w:hAnsi="Times New Roman" w:cs="Times New Roman"/>
+          <w:sz w:val="28"/>
+          <w:szCs w:val="28"/>
+        </w:rPr>
+      </w:pPr>
+      <w:r>
+        <w:rPr>
+          <w:rFonts w:ascii="Times New Roman" w:hAnsi="Times New Roman" w:cs="Times New Roman"/>
+          <w:sz w:val="28"/>
+          <w:szCs w:val="28"/>
+        </w:rPr>
+        <w:t>Программа позволяет вести учёт клиентов и устройств, оформлять заявки на ремонт, назначать мастеров, контролировать выполнение работ и формировать аналитические отчёты.</w:t>
+      </w:r>
+    </w:p>
+    <w:p>
+      <w:pPr>
+        <w:spacing w:line="240" w:lineRule="auto"/>
+        <w:rPr>
+          <w:rFonts w:ascii="Times New Roman" w:hAnsi="Times New Roman" w:cs="Times New Roman"/>
+          <w:sz w:val="28"/>
+          <w:szCs w:val="28"/>
+        </w:rPr>
+      </w:pPr>
+      <w:r>
+        <w:rPr>
+          <w:rFonts w:ascii="Times New Roman" w:hAnsi="Times New Roman" w:cs="Times New Roman"/>
+          <w:sz w:val="28"/>
+          <w:szCs w:val="28"/>
+        </w:rPr>
+        <w:t>В приложении предусмотрены:</w:t>
+      </w:r>
+    </w:p>
+    <w:p>
+      <w:pPr>
+        <w:numPr>
+          <w:ilvl w:val="0"/>
+          <w:numId w:val="7"/>
+        </w:numPr>
+        <w:spacing w:line="240" w:lineRule="auto"/>
+        <w:rPr>
+          <w:rFonts w:ascii="Times New Roman" w:hAnsi="Times New Roman" w:cs="Times New Roman"/>
+          <w:sz w:val="28"/>
+          <w:szCs w:val="28"/>
+        </w:rPr>
+      </w:pPr>
+      <w:r>
+        <w:rPr>
+          <w:rFonts w:ascii="Times New Roman" w:hAnsi="Times New Roman" w:cs="Times New Roman"/>
+          <w:sz w:val="28"/>
+          <w:szCs w:val="28"/>
+        </w:rPr>
+        <w:t>регистрация и аутентификация пользователей;</w:t>
+      </w:r>
+    </w:p>
+    <w:p>
+      <w:pPr>
+        <w:numPr>
+          <w:ilvl w:val="0"/>
+          <w:numId w:val="7"/>
+        </w:numPr>
+        <w:spacing w:line="240" w:lineRule="auto"/>
+        <w:rPr>
+          <w:rFonts w:ascii="Times New Roman" w:hAnsi="Times New Roman" w:cs="Times New Roman"/>
+          <w:sz w:val="28"/>
+          <w:szCs w:val="28"/>
+        </w:rPr>
+      </w:pPr>
+      <w:r>
+        <w:rPr>
+          <w:rFonts w:ascii="Times New Roman" w:hAnsi="Times New Roman" w:cs="Times New Roman"/>
+          <w:sz w:val="28"/>
+          <w:szCs w:val="28"/>
+        </w:rPr>
+        <w:t>разграничение прав доступа по ролям;</w:t>
+      </w:r>
+    </w:p>
+    <w:p>
+      <w:pPr>
+        <w:numPr>
+          <w:ilvl w:val="0"/>
+          <w:numId w:val="7"/>
+        </w:numPr>
+        <w:spacing w:line="240" w:lineRule="auto"/>
+        <w:rPr>
+          <w:rFonts w:ascii="Times New Roman" w:hAnsi="Times New Roman" w:cs="Times New Roman"/>
+          <w:sz w:val="28"/>
+          <w:szCs w:val="28"/>
+        </w:rPr>
+      </w:pPr>
+      <w:r>
+        <w:rPr>
+          <w:rFonts w:ascii="Times New Roman" w:hAnsi="Times New Roman" w:cs="Times New Roman"/>
+          <w:sz w:val="28"/>
+          <w:szCs w:val="28"/>
+        </w:rPr>
+        <w:t>оперативный поиск и фильтрация данных;</w:t>
+      </w:r>
+    </w:p>
+    <w:p>
+      <w:pPr>
+        <w:numPr>
+          <w:ilvl w:val="0"/>
+          <w:numId w:val="7"/>
+        </w:numPr>
+        <w:spacing w:line="240" w:lineRule="auto"/>
+        <w:rPr>
+          <w:rFonts w:ascii="Times New Roman" w:hAnsi="Times New Roman" w:cs="Times New Roman"/>
+          <w:sz w:val="28"/>
+          <w:szCs w:val="28"/>
+        </w:rPr>
+      </w:pPr>
+      <w:r>
+        <w:rPr>
+          <w:rFonts w:ascii="Times New Roman" w:hAnsi="Times New Roman" w:cs="Times New Roman"/>
+          <w:sz w:val="28"/>
+          <w:szCs w:val="28"/>
+        </w:rPr>
+        <w:t>автоматическая синхронизация статусов устройств с заказами;</w:t>
+      </w:r>
+    </w:p>
+    <w:p>
+      <w:pPr>
+        <w:numPr>
+          <w:ilvl w:val="0"/>
+          <w:numId w:val="7"/>
+        </w:numPr>
+        <w:spacing w:line="240" w:lineRule="auto"/>
+        <w:rPr>
+          <w:rFonts w:ascii="Times New Roman" w:hAnsi="Times New Roman" w:cs="Times New Roman"/>
+          <w:sz w:val="28"/>
+          <w:szCs w:val="28"/>
+        </w:rPr>
+      </w:pPr>
+      <w:r>
+        <w:rPr>
+          <w:rFonts w:ascii="Times New Roman" w:hAnsi="Times New Roman" w:cs="Times New Roman"/>
+          <w:sz w:val="28"/>
+          <w:szCs w:val="28"/>
+        </w:rPr>
+        <w:t>интерактивные графики на главной панели.</w:t>
+      </w:r>
+    </w:p>
+    <w:p>
+      <w:pPr>
+        <w:spacing w:line="240" w:lineRule="auto"/>
+        <w:rPr>
+          <w:rFonts w:ascii="Times New Roman" w:hAnsi="Times New Roman" w:cs="Times New Roman"/>
+          <w:sz w:val="28"/>
+          <w:szCs w:val="28"/>
+        </w:rPr>
+      </w:pPr>
+      <w:r>
+        <w:rPr>
+          <w:rFonts w:ascii="Times New Roman" w:hAnsi="Times New Roman" w:cs="Times New Roman"/>
+          <w:sz w:val="28"/>
+          <w:szCs w:val="28"/>
+        </w:rPr>
+        <w:t>Интерфейс интуитивно понятен, все операции выполняются за несколько кликов. Система протестирована, включая автоматические тесты с использованием.</w:t>
       </w:r>
     </w:p>
     <w:p>
@@ -423,24 +743,25 @@
           <w:sz w:val="28"/>
           <w:szCs w:val="28"/>
         </w:rPr>
-        <w:t>СЛАЙД 5. ЗАКЛЮЧЕНИЕ</w:t>
-      </w:r>
-    </w:p>
-    <w:p>
-      <w:pPr>
-        <w:rPr>
-          <w:rFonts w:ascii="Times New Roman" w:hAnsi="Times New Roman" w:cs="Times New Roman"/>
-          <w:sz w:val="28"/>
-          <w:szCs w:val="28"/>
-        </w:rPr>
-      </w:pPr>
-      <w:r>
-        <w:rPr>
-          <w:rFonts w:ascii="Times New Roman" w:hAnsi="Times New Roman" w:cs="Times New Roman"/>
-          <w:sz w:val="28"/>
-          <w:szCs w:val="28"/>
-        </w:rPr>
-        <w:t>В результате выполнения дипломной работы была разработана информационная система «</w:t>
+        <w:t>Слайд 5. Заключение</w:t>
+      </w:r>
+    </w:p>
+    <w:p>
+      <w:pPr>
+        <w:spacing w:line="240" w:lineRule="auto"/>
+        <w:rPr>
+          <w:rFonts w:ascii="Times New Roman" w:hAnsi="Times New Roman" w:cs="Times New Roman"/>
+          <w:sz w:val="28"/>
+          <w:szCs w:val="28"/>
+        </w:rPr>
+      </w:pPr>
+      <w:r>
+        <w:rPr>
+          <w:rFonts w:ascii="Times New Roman" w:hAnsi="Times New Roman" w:cs="Times New Roman"/>
+          <w:sz w:val="28"/>
+          <w:szCs w:val="28"/>
+        </w:rPr>
+        <w:t>В результате выполнения дипломной работы был разработан программный продукт «</w:t>
       </w:r>
       <w:proofErr w:type="spellStart"/>
       <w:r>
@@ -458,92 +779,61 @@
           <w:sz w:val="28"/>
           <w:szCs w:val="28"/>
         </w:rPr>
-        <w:t>», предназначенная для автоматизации работы сервисных центров по ремонту компьютерной техники.</w:t>
-      </w:r>
-    </w:p>
-    <w:p>
-      <w:pPr>
-        <w:rPr>
-          <w:rFonts w:ascii="Times New Roman" w:hAnsi="Times New Roman" w:cs="Times New Roman"/>
-          <w:sz w:val="28"/>
-          <w:szCs w:val="28"/>
-        </w:rPr>
-      </w:pPr>
-      <w:r>
-        <w:rPr>
-          <w:rFonts w:ascii="Times New Roman" w:hAnsi="Times New Roman" w:cs="Times New Roman"/>
-          <w:sz w:val="28"/>
-          <w:szCs w:val="28"/>
-        </w:rPr>
-        <w:t>Разработанное приложение обеспечивает централизованное хранение информации о клиентах, устройствах и ремонтах, упрощает работу сотрудников и повышает эффективность управления процессами обслуживания техники.</w:t>
-      </w:r>
-    </w:p>
-    <w:p>
-      <w:pPr>
-        <w:rPr>
-          <w:rFonts w:ascii="Times New Roman" w:hAnsi="Times New Roman" w:cs="Times New Roman"/>
-          <w:sz w:val="28"/>
-          <w:szCs w:val="28"/>
-        </w:rPr>
-      </w:pPr>
-      <w:r>
-        <w:rPr>
-          <w:rFonts w:ascii="Times New Roman" w:hAnsi="Times New Roman" w:cs="Times New Roman"/>
-          <w:sz w:val="28"/>
-          <w:szCs w:val="28"/>
-        </w:rPr>
-        <w:t>Поставленная цель была достигнута, все задачи, определённые в рамках дипломной работы, выполнены в полном объёме.</w:t>
-      </w:r>
-    </w:p>
-    <w:p>
-      <w:pPr>
-        <w:rPr>
-          <w:rFonts w:ascii="Times New Roman" w:hAnsi="Times New Roman" w:cs="Times New Roman"/>
-          <w:sz w:val="28"/>
-          <w:szCs w:val="28"/>
-        </w:rPr>
-      </w:pPr>
-      <w:r>
-        <w:rPr>
-          <w:rFonts w:ascii="Times New Roman" w:hAnsi="Times New Roman" w:cs="Times New Roman"/>
-          <w:sz w:val="28"/>
-          <w:szCs w:val="28"/>
-        </w:rPr>
-        <w:t>Программный продукт протестирован, является полностью работоспособным и готов к практическому использованию.</w:t>
-      </w:r>
-    </w:p>
-    <w:p>
-      <w:pPr>
-        <w:rPr>
-          <w:rFonts w:ascii="Times New Roman" w:hAnsi="Times New Roman" w:cs="Times New Roman"/>
-          <w:sz w:val="28"/>
-          <w:szCs w:val="28"/>
-        </w:rPr>
-      </w:pPr>
-      <w:r>
-        <w:rPr>
-          <w:rFonts w:ascii="Times New Roman" w:hAnsi="Times New Roman" w:cs="Times New Roman"/>
-          <w:sz w:val="28"/>
-          <w:szCs w:val="28"/>
-        </w:rPr>
-        <w:t>Доклад окончен.</w:t>
-      </w:r>
-    </w:p>
-    <w:p>
-      <w:pPr>
-        <w:rPr>
-          <w:rFonts w:ascii="Times New Roman" w:hAnsi="Times New Roman" w:cs="Times New Roman"/>
-          <w:sz w:val="28"/>
-          <w:szCs w:val="28"/>
-        </w:rPr>
-      </w:pPr>
-      <w:r>
-        <w:rPr>
-          <w:rFonts w:ascii="Times New Roman" w:hAnsi="Times New Roman" w:cs="Times New Roman"/>
-          <w:sz w:val="28"/>
-          <w:szCs w:val="28"/>
-        </w:rPr>
-        <w:t>Разрешите продемонстрировать программный продукт?</w:t>
+        <w:t>» для автоматизации управления ремонтами компьютеров.</w:t>
+      </w:r>
+    </w:p>
+    <w:p>
+      <w:pPr>
+        <w:spacing w:line="240" w:lineRule="auto"/>
+        <w:rPr>
+          <w:rFonts w:ascii="Times New Roman" w:hAnsi="Times New Roman" w:cs="Times New Roman"/>
+          <w:sz w:val="28"/>
+          <w:szCs w:val="28"/>
+        </w:rPr>
+      </w:pPr>
+      <w:r>
+        <w:rPr>
+          <w:rFonts w:ascii="Times New Roman" w:hAnsi="Times New Roman" w:cs="Times New Roman"/>
+          <w:sz w:val="28"/>
+          <w:szCs w:val="28"/>
+        </w:rPr>
+        <w:t>Приложение обеспечивает централизованное хранение информации, полный цикл управления заявками, ролевую модель безопасности и средства аналитики.</w:t>
+      </w:r>
+    </w:p>
+    <w:p>
+      <w:pPr>
+        <w:spacing w:line="240" w:lineRule="auto"/>
+        <w:rPr>
+          <w:rFonts w:ascii="Times New Roman" w:hAnsi="Times New Roman" w:cs="Times New Roman"/>
+          <w:sz w:val="28"/>
+          <w:szCs w:val="28"/>
+        </w:rPr>
+      </w:pPr>
+      <w:r>
+        <w:rPr>
+          <w:rFonts w:ascii="Times New Roman" w:hAnsi="Times New Roman" w:cs="Times New Roman"/>
+          <w:sz w:val="28"/>
+          <w:szCs w:val="28"/>
+        </w:rPr>
+        <w:t>Программный продукт протестирован, является полностью работоспособным и готов к практическому использованию в малых и средних сервисных центрах.</w:t>
+      </w:r>
+    </w:p>
+    <w:p>
+      <w:pPr>
+        <w:spacing w:line="240" w:lineRule="auto"/>
+        <w:rPr>
+          <w:rFonts w:ascii="Times New Roman" w:hAnsi="Times New Roman" w:cs="Times New Roman"/>
+          <w:sz w:val="28"/>
+          <w:szCs w:val="28"/>
+        </w:rPr>
+      </w:pPr>
+      <w:r>
+        <w:rPr>
+          <w:rFonts w:ascii="Times New Roman" w:hAnsi="Times New Roman" w:cs="Times New Roman"/>
+          <w:sz w:val="28"/>
+          <w:szCs w:val="28"/>
+        </w:rPr>
+        <w:t>Доклад окончен. Разрешите продемонстрировать программный продукт?</w:t>
       </w:r>
     </w:p>
     <w:p/>
@@ -858,6 +1148,155 @@
     </w:lvl>
   </w:abstractNum>
   <w:abstractNum w:abstractNumId="2" w15:restartNumberingAfterBreak="0">
+    <w:nsid w:val="09787B81"/>
+    <w:multiLevelType w:val="multilevel"/>
+    <w:tmpl w:val="9B6C2A72"/>
+    <w:lvl w:ilvl="0">
+      <w:start w:val="1"/>
+      <w:numFmt w:val="bullet"/>
+      <w:lvlText w:val=""/>
+      <w:lvlJc w:val="left"/>
+      <w:pPr>
+        <w:tabs>
+          <w:tab w:val="num" w:pos="720"/>
+        </w:tabs>
+        <w:ind w:left="720" w:hanging="360"/>
+      </w:pPr>
+      <w:rPr>
+        <w:rFonts w:ascii="Symbol" w:hAnsi="Symbol" w:hint="default"/>
+        <w:sz w:val="20"/>
+      </w:rPr>
+    </w:lvl>
+    <w:lvl w:ilvl="1" w:tentative="1">
+      <w:start w:val="1"/>
+      <w:numFmt w:val="bullet"/>
+      <w:lvlText w:val="o"/>
+      <w:lvlJc w:val="left"/>
+      <w:pPr>
+        <w:tabs>
+          <w:tab w:val="num" w:pos="1440"/>
+        </w:tabs>
+        <w:ind w:left="1440" w:hanging="360"/>
+      </w:pPr>
+      <w:rPr>
+        <w:rFonts w:ascii="Courier New" w:hAnsi="Courier New" w:hint="default"/>
+        <w:sz w:val="20"/>
+      </w:rPr>
+    </w:lvl>
+    <w:lvl w:ilvl="2" w:tentative="1">
+      <w:start w:val="1"/>
+      <w:numFmt w:val="bullet"/>
+      <w:lvlText w:val=""/>
+      <w:lvlJc w:val="left"/>
+      <w:pPr>
+        <w:tabs>
+          <w:tab w:val="num" w:pos="2160"/>
+        </w:tabs>
+        <w:ind w:left="2160" w:hanging="360"/>
+      </w:pPr>
+      <w:rPr>
+        <w:rFonts w:ascii="Wingdings" w:hAnsi="Wingdings" w:hint="default"/>
+        <w:sz w:val="20"/>
+      </w:rPr>
+    </w:lvl>
+    <w:lvl w:ilvl="3" w:tentative="1">
+      <w:start w:val="1"/>
+      <w:numFmt w:val="bullet"/>
+      <w:lvlText w:val=""/>
+      <w:lvlJc w:val="left"/>
+      <w:pPr>
+        <w:tabs>
+          <w:tab w:val="num" w:pos="2880"/>
+        </w:tabs>
+        <w:ind w:left="2880" w:hanging="360"/>
+      </w:pPr>
+      <w:rPr>
+        <w:rFonts w:ascii="Wingdings" w:hAnsi="Wingdings" w:hint="default"/>
+        <w:sz w:val="20"/>
+      </w:rPr>
+    </w:lvl>
+    <w:lvl w:ilvl="4" w:tentative="1">
+      <w:start w:val="1"/>
+      <w:numFmt w:val="bullet"/>
+      <w:lvlText w:val=""/>
+      <w:lvlJc w:val="left"/>
+      <w:pPr>
+        <w:tabs>
+          <w:tab w:val="num" w:pos="3600"/>
+        </w:tabs>
+        <w:ind w:left="3600" w:hanging="360"/>
+      </w:pPr>
+      <w:rPr>
+        <w:rFonts w:ascii="Wingdings" w:hAnsi="Wingdings" w:hint="default"/>
+        <w:sz w:val="20"/>
+      </w:rPr>
+    </w:lvl>
+    <w:lvl w:ilvl="5" w:tentative="1">
+      <w:start w:val="1"/>
+      <w:numFmt w:val="bullet"/>
+      <w:lvlText w:val=""/>
+      <w:lvlJc w:val="left"/>
+      <w:pPr>
+        <w:tabs>
+          <w:tab w:val="num" w:pos="4320"/>
+        </w:tabs>
+        <w:ind w:left="4320" w:hanging="360"/>
+      </w:pPr>
+      <w:rPr>
+        <w:rFonts w:ascii="Wingdings" w:hAnsi="Wingdings" w:hint="default"/>
+        <w:sz w:val="20"/>
+      </w:rPr>
+    </w:lvl>
+    <w:lvl w:ilvl="6" w:tentative="1">
+      <w:start w:val="1"/>
+      <w:numFmt w:val="bullet"/>
+      <w:lvlText w:val=""/>
+      <w:lvlJc w:val="left"/>
+      <w:pPr>
+        <w:tabs>
+          <w:tab w:val="num" w:pos="5040"/>
+        </w:tabs>
+        <w:ind w:left="5040" w:hanging="360"/>
+      </w:pPr>
+      <w:rPr>
+        <w:rFonts w:ascii="Wingdings" w:hAnsi="Wingdings" w:hint="default"/>
+        <w:sz w:val="20"/>
+      </w:rPr>
+    </w:lvl>
+    <w:lvl w:ilvl="7" w:tentative="1">
+      <w:start w:val="1"/>
+      <w:numFmt w:val="bullet"/>
+      <w:lvlText w:val=""/>
+      <w:lvlJc w:val="left"/>
+      <w:pPr>
+        <w:tabs>
+          <w:tab w:val="num" w:pos="5760"/>
+        </w:tabs>
+        <w:ind w:left="5760" w:hanging="360"/>
+      </w:pPr>
+      <w:rPr>
+        <w:rFonts w:ascii="Wingdings" w:hAnsi="Wingdings" w:hint="default"/>
+        <w:sz w:val="20"/>
+      </w:rPr>
+    </w:lvl>
+    <w:lvl w:ilvl="8" w:tentative="1">
+      <w:start w:val="1"/>
+      <w:numFmt w:val="bullet"/>
+      <w:lvlText w:val=""/>
+      <w:lvlJc w:val="left"/>
+      <w:pPr>
+        <w:tabs>
+          <w:tab w:val="num" w:pos="6480"/>
+        </w:tabs>
+        <w:ind w:left="6480" w:hanging="360"/>
+      </w:pPr>
+      <w:rPr>
+        <w:rFonts w:ascii="Wingdings" w:hAnsi="Wingdings" w:hint="default"/>
+        <w:sz w:val="20"/>
+      </w:rPr>
+    </w:lvl>
+  </w:abstractNum>
+  <w:abstractNum w:abstractNumId="3" w15:restartNumberingAfterBreak="0">
     <w:nsid w:val="2EA650F3"/>
     <w:multiLevelType w:val="multilevel"/>
     <w:tmpl w:val="A21EFE42"/>
@@ -970,7 +1409,156 @@
       </w:pPr>
     </w:lvl>
   </w:abstractNum>
-  <w:abstractNum w:abstractNumId="3" w15:restartNumberingAfterBreak="0">
+  <w:abstractNum w:abstractNumId="4" w15:restartNumberingAfterBreak="0">
+    <w:nsid w:val="41BF0C89"/>
+    <w:multiLevelType w:val="multilevel"/>
+    <w:tmpl w:val="50F412EA"/>
+    <w:lvl w:ilvl="0">
+      <w:start w:val="1"/>
+      <w:numFmt w:val="bullet"/>
+      <w:lvlText w:val=""/>
+      <w:lvlJc w:val="left"/>
+      <w:pPr>
+        <w:tabs>
+          <w:tab w:val="num" w:pos="720"/>
+        </w:tabs>
+        <w:ind w:left="720" w:hanging="360"/>
+      </w:pPr>
+      <w:rPr>
+        <w:rFonts w:ascii="Symbol" w:hAnsi="Symbol" w:hint="default"/>
+        <w:sz w:val="20"/>
+      </w:rPr>
+    </w:lvl>
+    <w:lvl w:ilvl="1" w:tentative="1">
+      <w:start w:val="1"/>
+      <w:numFmt w:val="bullet"/>
+      <w:lvlText w:val="o"/>
+      <w:lvlJc w:val="left"/>
+      <w:pPr>
+        <w:tabs>
+          <w:tab w:val="num" w:pos="1440"/>
+        </w:tabs>
+        <w:ind w:left="1440" w:hanging="360"/>
+      </w:pPr>
+      <w:rPr>
+        <w:rFonts w:ascii="Courier New" w:hAnsi="Courier New" w:hint="default"/>
+        <w:sz w:val="20"/>
+      </w:rPr>
+    </w:lvl>
+    <w:lvl w:ilvl="2" w:tentative="1">
+      <w:start w:val="1"/>
+      <w:numFmt w:val="bullet"/>
+      <w:lvlText w:val=""/>
+      <w:lvlJc w:val="left"/>
+      <w:pPr>
+        <w:tabs>
+          <w:tab w:val="num" w:pos="2160"/>
+        </w:tabs>
+        <w:ind w:left="2160" w:hanging="360"/>
+      </w:pPr>
+      <w:rPr>
+        <w:rFonts w:ascii="Wingdings" w:hAnsi="Wingdings" w:hint="default"/>
+        <w:sz w:val="20"/>
+      </w:rPr>
+    </w:lvl>
+    <w:lvl w:ilvl="3" w:tentative="1">
+      <w:start w:val="1"/>
+      <w:numFmt w:val="bullet"/>
+      <w:lvlText w:val=""/>
+      <w:lvlJc w:val="left"/>
+      <w:pPr>
+        <w:tabs>
+          <w:tab w:val="num" w:pos="2880"/>
+        </w:tabs>
+        <w:ind w:left="2880" w:hanging="360"/>
+      </w:pPr>
+      <w:rPr>
+        <w:rFonts w:ascii="Wingdings" w:hAnsi="Wingdings" w:hint="default"/>
+        <w:sz w:val="20"/>
+      </w:rPr>
+    </w:lvl>
+    <w:lvl w:ilvl="4" w:tentative="1">
+      <w:start w:val="1"/>
+      <w:numFmt w:val="bullet"/>
+      <w:lvlText w:val=""/>
+      <w:lvlJc w:val="left"/>
+      <w:pPr>
+        <w:tabs>
+          <w:tab w:val="num" w:pos="3600"/>
+        </w:tabs>
+        <w:ind w:left="3600" w:hanging="360"/>
+      </w:pPr>
+      <w:rPr>
+        <w:rFonts w:ascii="Wingdings" w:hAnsi="Wingdings" w:hint="default"/>
+        <w:sz w:val="20"/>
+      </w:rPr>
+    </w:lvl>
+    <w:lvl w:ilvl="5" w:tentative="1">
+      <w:start w:val="1"/>
+      <w:numFmt w:val="bullet"/>
+      <w:lvlText w:val=""/>
+      <w:lvlJc w:val="left"/>
+      <w:pPr>
+        <w:tabs>
+          <w:tab w:val="num" w:pos="4320"/>
+        </w:tabs>
+        <w:ind w:left="4320" w:hanging="360"/>
+      </w:pPr>
+      <w:rPr>
+        <w:rFonts w:ascii="Wingdings" w:hAnsi="Wingdings" w:hint="default"/>
+        <w:sz w:val="20"/>
+      </w:rPr>
+    </w:lvl>
+    <w:lvl w:ilvl="6" w:tentative="1">
+      <w:start w:val="1"/>
+      <w:numFmt w:val="bullet"/>
+      <w:lvlText w:val=""/>
+      <w:lvlJc w:val="left"/>
+      <w:pPr>
+        <w:tabs>
+          <w:tab w:val="num" w:pos="5040"/>
+        </w:tabs>
+        <w:ind w:left="5040" w:hanging="360"/>
+      </w:pPr>
+      <w:rPr>
+        <w:rFonts w:ascii="Wingdings" w:hAnsi="Wingdings" w:hint="default"/>
+        <w:sz w:val="20"/>
+      </w:rPr>
+    </w:lvl>
+    <w:lvl w:ilvl="7" w:tentative="1">
+      <w:start w:val="1"/>
+      <w:numFmt w:val="bullet"/>
+      <w:lvlText w:val=""/>
+      <w:lvlJc w:val="left"/>
+      <w:pPr>
+        <w:tabs>
+          <w:tab w:val="num" w:pos="5760"/>
+        </w:tabs>
+        <w:ind w:left="5760" w:hanging="360"/>
+      </w:pPr>
+      <w:rPr>
+        <w:rFonts w:ascii="Wingdings" w:hAnsi="Wingdings" w:hint="default"/>
+        <w:sz w:val="20"/>
+      </w:rPr>
+    </w:lvl>
+    <w:lvl w:ilvl="8" w:tentative="1">
+      <w:start w:val="1"/>
+      <w:numFmt w:val="bullet"/>
+      <w:lvlText w:val=""/>
+      <w:lvlJc w:val="left"/>
+      <w:pPr>
+        <w:tabs>
+          <w:tab w:val="num" w:pos="6480"/>
+        </w:tabs>
+        <w:ind w:left="6480" w:hanging="360"/>
+      </w:pPr>
+      <w:rPr>
+        <w:rFonts w:ascii="Wingdings" w:hAnsi="Wingdings" w:hint="default"/>
+        <w:sz w:val="20"/>
+      </w:rPr>
+    </w:lvl>
+  </w:abstractNum>
+  <w:abstractNum w:abstractNumId="5" w15:restartNumberingAfterBreak="0">
     <w:nsid w:val="53983EF1"/>
     <w:multiLevelType w:val="multilevel"/>
     <w:tmpl w:val="D26ACDA4"/>
@@ -1083,7 +1671,7 @@
       </w:pPr>
     </w:lvl>
   </w:abstractNum>
-  <w:abstractNum w:abstractNumId="4" w15:restartNumberingAfterBreak="0">
+  <w:abstractNum w:abstractNumId="6" w15:restartNumberingAfterBreak="0">
     <w:nsid w:val="5438402E"/>
     <w:multiLevelType w:val="multilevel"/>
     <w:tmpl w:val="E6783CA4"/>
@@ -1236,16 +1824,22 @@
     <w:abstractNumId w:val="0"/>
   </w:num>
   <w:num w:numId="2" w16cid:durableId="1716928979">
-    <w:abstractNumId w:val="2"/>
+    <w:abstractNumId w:val="3"/>
   </w:num>
   <w:num w:numId="3" w16cid:durableId="432210098">
     <w:abstractNumId w:val="1"/>
   </w:num>
   <w:num w:numId="4" w16cid:durableId="1488470902">
-    <w:abstractNumId w:val="4"/>
+    <w:abstractNumId w:val="6"/>
   </w:num>
   <w:num w:numId="5" w16cid:durableId="1701081160">
-    <w:abstractNumId w:val="3"/>
+    <w:abstractNumId w:val="5"/>
+  </w:num>
+  <w:num w:numId="6" w16cid:durableId="1449009555">
+    <w:abstractNumId w:val="2"/>
+  </w:num>
+  <w:num w:numId="7" w16cid:durableId="1992326268">
+    <w:abstractNumId w:val="4"/>
   </w:num>
 </w:numbering>
 </file>

--- a/Текст для презентации.docx
+++ b/Текст для презентации.docx
@@ -374,79 +374,7 @@
           <w:sz w:val="28"/>
           <w:szCs w:val="28"/>
         </w:rPr>
-        <w:t xml:space="preserve">Пользователь взаимодействует с системой через веб-интерфейс на HTML, CSS, JavaScript и </w:t>
-      </w:r>
-      <w:proofErr w:type="spellStart"/>
-      <w:r>
-        <w:rPr>
-          <w:rFonts w:ascii="Times New Roman" w:hAnsi="Times New Roman" w:cs="Times New Roman"/>
-          <w:sz w:val="28"/>
-          <w:szCs w:val="28"/>
-        </w:rPr>
-        <w:t>Bootstrap</w:t>
-      </w:r>
-      <w:proofErr w:type="spellEnd"/>
-      <w:r>
-        <w:rPr>
-          <w:rFonts w:ascii="Times New Roman" w:hAnsi="Times New Roman" w:cs="Times New Roman"/>
-          <w:sz w:val="28"/>
-          <w:szCs w:val="28"/>
-        </w:rPr>
-        <w:t xml:space="preserve"> 5. Клиент отправляет HTTP-запросы к серверному API на базе </w:t>
-      </w:r>
-      <w:proofErr w:type="spellStart"/>
-      <w:r>
-        <w:rPr>
-          <w:rFonts w:ascii="Times New Roman" w:hAnsi="Times New Roman" w:cs="Times New Roman"/>
-          <w:sz w:val="28"/>
-          <w:szCs w:val="28"/>
-        </w:rPr>
-        <w:t>FastAPI</w:t>
-      </w:r>
-      <w:proofErr w:type="spellEnd"/>
-      <w:r>
-        <w:rPr>
-          <w:rFonts w:ascii="Times New Roman" w:hAnsi="Times New Roman" w:cs="Times New Roman"/>
-          <w:sz w:val="28"/>
-          <w:szCs w:val="28"/>
-        </w:rPr>
-        <w:t xml:space="preserve">, который обрабатывает бизнес-логику и взаимодействует с базой данных </w:t>
-      </w:r>
-      <w:proofErr w:type="spellStart"/>
-      <w:r>
-        <w:rPr>
-          <w:rFonts w:ascii="Times New Roman" w:hAnsi="Times New Roman" w:cs="Times New Roman"/>
-          <w:sz w:val="28"/>
-          <w:szCs w:val="28"/>
-        </w:rPr>
-        <w:t>SQLite</w:t>
-      </w:r>
-      <w:proofErr w:type="spellEnd"/>
-      <w:r>
-        <w:rPr>
-          <w:rFonts w:ascii="Times New Roman" w:hAnsi="Times New Roman" w:cs="Times New Roman"/>
-          <w:sz w:val="28"/>
-          <w:szCs w:val="28"/>
-        </w:rPr>
-        <w:t xml:space="preserve"> через ORM </w:t>
-      </w:r>
-      <w:proofErr w:type="spellStart"/>
-      <w:r>
-        <w:rPr>
-          <w:rFonts w:ascii="Times New Roman" w:hAnsi="Times New Roman" w:cs="Times New Roman"/>
-          <w:sz w:val="28"/>
-          <w:szCs w:val="28"/>
-        </w:rPr>
-        <w:t>SQLAlchemy</w:t>
-      </w:r>
-      <w:proofErr w:type="spellEnd"/>
-      <w:r>
-        <w:rPr>
-          <w:rFonts w:ascii="Times New Roman" w:hAnsi="Times New Roman" w:cs="Times New Roman"/>
-          <w:sz w:val="28"/>
-          <w:szCs w:val="28"/>
-        </w:rPr>
-        <w:t xml:space="preserve">. </w:t>
+        <w:t xml:space="preserve">Пользователь взаимодействует с системой через веб-интерфейс на HTML, CSS, JavaScript и Bootstrap 5. Клиент отправляет HTTP-запросы к серверному API на базе FastAPI, который обрабатывает бизнес-логику и взаимодействует с базой данных SQLite через ORM SQLAlchemy. </w:t>
       </w:r>
     </w:p>
     <w:p>
@@ -465,43 +393,7 @@
           <w:szCs w:val="28"/>
         </w:rPr>
         <w:lastRenderedPageBreak/>
-        <w:t xml:space="preserve">В системе реализовано разграничение прав доступа: администратор, менеджер и мастер имеют разные наборы функций. Пароли пользователей </w:t>
-      </w:r>
-      <w:proofErr w:type="spellStart"/>
-      <w:r>
-        <w:rPr>
-          <w:rFonts w:ascii="Times New Roman" w:hAnsi="Times New Roman" w:cs="Times New Roman"/>
-          <w:sz w:val="28"/>
-          <w:szCs w:val="28"/>
-        </w:rPr>
-        <w:t>хэшируются</w:t>
-      </w:r>
-      <w:proofErr w:type="spellEnd"/>
-      <w:r>
-        <w:rPr>
-          <w:rFonts w:ascii="Times New Roman" w:hAnsi="Times New Roman" w:cs="Times New Roman"/>
-          <w:sz w:val="28"/>
-          <w:szCs w:val="28"/>
-        </w:rPr>
-        <w:t xml:space="preserve"> алгоритмом </w:t>
-      </w:r>
-      <w:proofErr w:type="spellStart"/>
-      <w:r>
-        <w:rPr>
-          <w:rFonts w:ascii="Times New Roman" w:hAnsi="Times New Roman" w:cs="Times New Roman"/>
-          <w:sz w:val="28"/>
-          <w:szCs w:val="28"/>
-        </w:rPr>
-        <w:t>bcrypt</w:t>
-      </w:r>
-      <w:proofErr w:type="spellEnd"/>
-      <w:r>
-        <w:rPr>
-          <w:rFonts w:ascii="Times New Roman" w:hAnsi="Times New Roman" w:cs="Times New Roman"/>
-          <w:sz w:val="28"/>
-          <w:szCs w:val="28"/>
-        </w:rPr>
-        <w:t>, что обеспечивает безопасность данных.</w:t>
+        <w:t>В системе реализовано разграничение прав доступа: администратор, менеджер и мастер имеют разные наборы функций. Пароли пользователей хэшируются алгоритмом bcrypt, что обеспечивает безопасность данных.</w:t>
       </w:r>
     </w:p>
     <w:p>
@@ -540,25 +432,7 @@
           <w:sz w:val="28"/>
           <w:szCs w:val="28"/>
         </w:rPr>
-        <w:t>Разработанный программный продукт «</w:t>
-      </w:r>
-      <w:proofErr w:type="spellStart"/>
-      <w:r>
-        <w:rPr>
-          <w:rFonts w:ascii="Times New Roman" w:hAnsi="Times New Roman" w:cs="Times New Roman"/>
-          <w:sz w:val="28"/>
-          <w:szCs w:val="28"/>
-        </w:rPr>
-        <w:t>РемонтТех</w:t>
-      </w:r>
-      <w:proofErr w:type="spellEnd"/>
-      <w:r>
-        <w:rPr>
-          <w:rFonts w:ascii="Times New Roman" w:hAnsi="Times New Roman" w:cs="Times New Roman"/>
-          <w:sz w:val="28"/>
-          <w:szCs w:val="28"/>
-        </w:rPr>
-        <w:t>» предназначен для автоматизации работы сервисных центров по ремонту компьютерной техники.</w:t>
+        <w:t>Разработанный программный продукт «РемонтТех» предназначен для автоматизации работы сервисных центров по ремонту компьютерной техники.</w:t>
       </w:r>
     </w:p>
     <w:p>
@@ -722,7 +596,7 @@
           <w:sz w:val="28"/>
           <w:szCs w:val="28"/>
         </w:rPr>
-        <w:t>Интерфейс интуитивно понятен, все операции выполняются за несколько кликов. Система протестирована, включая автоматические тесты с использованием.</w:t>
+        <w:t>Интерфейс интуитивно понятен, все операции выполняются за несколько кликов. Система протестирована, включая автоматические тесты.</w:t>
       </w:r>
     </w:p>
     <w:p>
@@ -761,25 +635,7 @@
           <w:sz w:val="28"/>
           <w:szCs w:val="28"/>
         </w:rPr>
-        <w:t>В результате выполнения дипломной работы был разработан программный продукт «</w:t>
-      </w:r>
-      <w:proofErr w:type="spellStart"/>
-      <w:r>
-        <w:rPr>
-          <w:rFonts w:ascii="Times New Roman" w:hAnsi="Times New Roman" w:cs="Times New Roman"/>
-          <w:sz w:val="28"/>
-          <w:szCs w:val="28"/>
-        </w:rPr>
-        <w:t>РемонтТех</w:t>
-      </w:r>
-      <w:proofErr w:type="spellEnd"/>
-      <w:r>
-        <w:rPr>
-          <w:rFonts w:ascii="Times New Roman" w:hAnsi="Times New Roman" w:cs="Times New Roman"/>
-          <w:sz w:val="28"/>
-          <w:szCs w:val="28"/>
-        </w:rPr>
-        <w:t>» для автоматизации управления ремонтами компьютеров.</w:t>
+        <w:t>В результате выполнения дипломной работы был разработан программный продукт «РемонтТех» для автоматизации управления ремонтами компьютеров.</w:t>
       </w:r>
     </w:p>
     <w:p>
@@ -2447,6 +2303,7 @@
   <w:style w:type="character" w:default="1" w:styleId="a0">
     <w:name w:val="Default Paragraph Font"/>
     <w:uiPriority w:val="1"/>
+    <w:semiHidden/>
     <w:unhideWhenUsed/>
   </w:style>
   <w:style w:type="table" w:default="1" w:styleId="a1">
